--- a/Capstone Documents/CAPSTONE.docx
+++ b/Capstone Documents/CAPSTONE.docx
@@ -1317,7 +1317,7 @@
     </w:p>
     <w:tbl>
       <w:tblPr>
-        <w:tblStyle w:val="a"/>
+        <w:tblStyle w:val="8"/>
         <w:tblW w:w="9781" w:type="dxa"/>
         <w:jc w:val="center"/>
         <w:tblLayout w:type="fixed"/>
@@ -2248,17 +2248,6 @@
     <w:p>
       <w:pPr>
         <w:spacing w:after="0" w:line="480" w:lineRule="auto"/>
-        <w:jc w:val="both"/>
-        <w:rPr>
-          <w:rFonts w:ascii="Arial" w:eastAsia="Arial" w:hAnsi="Arial" w:cs="Arial"/>
-          <w:sz w:val="24"/>
-          <w:szCs w:val="24"/>
-        </w:rPr>
-      </w:pPr>
-    </w:p>
-    <w:p>
-      <w:pPr>
-        <w:spacing w:after="0" w:line="480" w:lineRule="auto"/>
         <w:jc w:val="right"/>
         <w:rPr>
           <w:rFonts w:ascii="Arial" w:eastAsia="Arial" w:hAnsi="Arial" w:cs="Arial"/>
@@ -2272,33 +2261,33 @@
           <w:sz w:val="24"/>
           <w:szCs w:val="24"/>
         </w:rPr>
+        <w:t>-The Researchers</w:t>
+      </w:r>
+    </w:p>
+    <w:p>
+      <w:pPr>
+        <w:spacing w:after="0" w:line="360" w:lineRule="auto"/>
+        <w:rPr>
+          <w:rFonts w:ascii="Arial" w:eastAsia="Arial" w:hAnsi="Arial" w:cs="Arial"/>
+          <w:b/>
+          <w:sz w:val="24"/>
+          <w:szCs w:val="24"/>
+        </w:rPr>
+      </w:pPr>
+      <w:r>
+        <w:rPr>
+          <w:rFonts w:ascii="Arial" w:eastAsia="Arial" w:hAnsi="Arial" w:cs="Arial"/>
+          <w:b/>
+          <w:sz w:val="24"/>
+          <w:szCs w:val="24"/>
+        </w:rPr>
         <w:lastRenderedPageBreak/>
-        <w:t>-The Researchers</w:t>
-      </w:r>
-    </w:p>
-    <w:p>
-      <w:pPr>
-        <w:spacing w:after="0" w:line="360" w:lineRule="auto"/>
-        <w:rPr>
-          <w:rFonts w:ascii="Arial" w:eastAsia="Arial" w:hAnsi="Arial" w:cs="Arial"/>
-          <w:b/>
-          <w:sz w:val="24"/>
-          <w:szCs w:val="24"/>
-        </w:rPr>
-      </w:pPr>
-      <w:r>
-        <w:rPr>
-          <w:rFonts w:ascii="Arial" w:eastAsia="Arial" w:hAnsi="Arial" w:cs="Arial"/>
-          <w:b/>
-          <w:sz w:val="24"/>
-          <w:szCs w:val="24"/>
-        </w:rPr>
         <w:t>TABLE OF CONTENTS</w:t>
       </w:r>
     </w:p>
     <w:tbl>
       <w:tblPr>
-        <w:tblStyle w:val="a0"/>
+        <w:tblStyle w:val="7"/>
         <w:tblW w:w="9344" w:type="dxa"/>
         <w:tblLayout w:type="fixed"/>
         <w:tblLook w:val="0400" w:firstRow="0" w:lastRow="0" w:firstColumn="0" w:lastColumn="0" w:noHBand="0" w:noVBand="1"/>
@@ -4876,6 +4865,7 @@
       <w:tr>
         <w:trPr>
           <w:gridAfter w:val="1"/>
+          <w:wAfter w:w="651" w:type="dxa"/>
           <w:trHeight w:val="315"/>
         </w:trPr>
         <w:tc>
@@ -5255,13 +5245,17 @@
         <w:jc w:val="center"/>
         <w:rPr>
           <w:rFonts w:ascii="Arial" w:eastAsia="Arial" w:hAnsi="Arial" w:cs="Arial"/>
-          <w:sz w:val="24"/>
-          <w:szCs w:val="24"/>
-        </w:rPr>
-      </w:pPr>
-      <w:r>
-        <w:rPr>
-          <w:rFonts w:ascii="Arial" w:eastAsia="Arial" w:hAnsi="Arial" w:cs="Arial"/>
+          <w:b/>
+          <w:bCs/>
+          <w:sz w:val="24"/>
+          <w:szCs w:val="24"/>
+        </w:rPr>
+      </w:pPr>
+      <w:r>
+        <w:rPr>
+          <w:rFonts w:ascii="Arial" w:eastAsia="Arial" w:hAnsi="Arial" w:cs="Arial"/>
+          <w:b/>
+          <w:bCs/>
           <w:sz w:val="24"/>
           <w:szCs w:val="24"/>
         </w:rPr>
@@ -5955,10 +5949,20 @@
           <w:szCs w:val="24"/>
         </w:rPr>
       </w:pPr>
+    </w:p>
+    <w:p>
+      <w:pPr>
+        <w:rPr>
+          <w:rFonts w:ascii="Arial" w:eastAsia="Arial" w:hAnsi="Arial" w:cs="Arial"/>
+          <w:sz w:val="24"/>
+          <w:szCs w:val="24"/>
+        </w:rPr>
+      </w:pPr>
       <w:r>
         <w:rPr>
           <w:noProof/>
         </w:rPr>
+        <w:lastRenderedPageBreak/>
         <mc:AlternateContent>
           <mc:Choice Requires="wps">
             <w:drawing>
@@ -6094,7 +6098,6 @@
         <w:rPr>
           <w:noProof/>
         </w:rPr>
-        <w:lastRenderedPageBreak/>
         <mc:AlternateContent>
           <mc:Choice Requires="wps">
             <w:drawing>
@@ -6141,47 +6144,16 @@
               </wp:anchor>
             </w:drawing>
           </mc:Choice>
-          <mc:Fallback xmlns:cr="http://schemas.microsoft.com/office/comments/2020/reactions" xmlns="http://schemas.microsoft.com/office/tasks/2019/documenttasks" xmlns:dgm="http://schemas.openxmlformats.org/drawingml/2006/diagram" xmlns:lc="http://schemas.openxmlformats.org/drawingml/2006/lockedCanvas" xmlns:c="http://schemas.openxmlformats.org/drawingml/2006/chart" xmlns:pic="http://schemas.openxmlformats.org/drawingml/2006/picture" xmlns:a="http://schemas.openxmlformats.org/drawingml/2006/main" xmlns:sl="http://schemas.openxmlformats.org/schemaLibrary/2006/main">
-            <w:drawing>
-              <wp:anchor allowOverlap="1" behindDoc="0" distB="0" distT="0" distL="114300" distR="114300" hidden="0" layoutInCell="1" locked="0" relativeHeight="0" simplePos="0">
-                <wp:simplePos x="0" y="0"/>
-                <wp:positionH relativeFrom="column">
-                  <wp:posOffset>2946400</wp:posOffset>
-                </wp:positionH>
-                <wp:positionV relativeFrom="paragraph">
-                  <wp:posOffset>279400</wp:posOffset>
-                </wp:positionV>
-                <wp:extent cx="11575" cy="6400800"/>
-                <wp:effectExtent b="0" l="0" r="0" t="0"/>
-                <wp:wrapNone/>
-                <wp:docPr id="1713625399" name="image3.png"/>
-                <a:graphic>
-                  <a:graphicData uri="http://schemas.openxmlformats.org/drawingml/2006/picture">
-                    <pic:pic>
-                      <pic:nvPicPr>
-                        <pic:cNvPr id="0" name="image3.png"/>
-                        <pic:cNvPicPr preferRelativeResize="0"/>
-                      </pic:nvPicPr>
-                      <pic:blipFill>
-                        <a:blip r:embed="rId10"/>
-                        <a:srcRect/>
-                        <a:stretch>
-                          <a:fillRect/>
-                        </a:stretch>
-                      </pic:blipFill>
-                      <pic:spPr>
-                        <a:xfrm>
-                          <a:off x="0" y="0"/>
-                          <a:ext cx="11575" cy="6400800"/>
-                        </a:xfrm>
-                        <a:prstGeom prst="rect"/>
-                        <a:ln/>
-                      </pic:spPr>
-                    </pic:pic>
-                  </a:graphicData>
-                </a:graphic>
-              </wp:anchor>
-            </w:drawing>
+          <mc:Fallback>
+            <w:pict>
+              <v:shapetype w14:anchorId="71E2EDA3" id="_x0000_t32" coordsize="21600,21600" o:spt="32" o:oned="t" path="m,l21600,21600e" filled="f">
+                <v:path arrowok="t" fillok="f" o:connecttype="none"/>
+                <o:lock v:ext="edit" shapetype="t"/>
+              </v:shapetype>
+              <v:shape id="Straight Arrow Connector 1713625399" o:spid="_x0000_s1026" type="#_x0000_t32" style="position:absolute;margin-left:232pt;margin-top:22pt;width:.9pt;height:7in;z-index:251659264;visibility:visible;mso-wrap-style:square;mso-wrap-distance-left:9pt;mso-wrap-distance-top:0;mso-wrap-distance-right:9pt;mso-wrap-distance-bottom:0;mso-position-horizontal:absolute;mso-position-horizontal-relative:text;mso-position-vertical:absolute;mso-position-vertical-relative:text" o:gfxdata="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">
+                <v:stroke startarrowwidth="narrow" startarrowlength="short" endarrowwidth="narrow" endarrowlength="short" joinstyle="miter"/>
+              </v:shape>
+            </w:pict>
           </mc:Fallback>
         </mc:AlternateContent>
       </w:r>
@@ -6562,47 +6534,12 @@
               </wp:anchor>
             </w:drawing>
           </mc:Choice>
-          <mc:Fallback xmlns:cr="http://schemas.microsoft.com/office/comments/2020/reactions" xmlns="http://schemas.microsoft.com/office/tasks/2019/documenttasks" xmlns:dgm="http://schemas.openxmlformats.org/drawingml/2006/diagram" xmlns:lc="http://schemas.openxmlformats.org/drawingml/2006/lockedCanvas" xmlns:c="http://schemas.openxmlformats.org/drawingml/2006/chart" xmlns:pic="http://schemas.openxmlformats.org/drawingml/2006/picture" xmlns:a="http://schemas.openxmlformats.org/drawingml/2006/main" xmlns:sl="http://schemas.openxmlformats.org/schemaLibrary/2006/main">
-            <w:drawing>
-              <wp:anchor allowOverlap="1" behindDoc="0" distB="0" distT="0" distL="114300" distR="114300" hidden="0" layoutInCell="1" locked="0" relativeHeight="0" simplePos="0">
-                <wp:simplePos x="0" y="0"/>
-                <wp:positionH relativeFrom="column">
-                  <wp:posOffset>2133600</wp:posOffset>
-                </wp:positionH>
-                <wp:positionV relativeFrom="paragraph">
-                  <wp:posOffset>190500</wp:posOffset>
-                </wp:positionV>
-                <wp:extent cx="3175" cy="12700"/>
-                <wp:effectExtent b="0" l="0" r="0" t="0"/>
-                <wp:wrapNone/>
-                <wp:docPr id="1713625398" name="image2.png"/>
-                <a:graphic>
-                  <a:graphicData uri="http://schemas.openxmlformats.org/drawingml/2006/picture">
-                    <pic:pic>
-                      <pic:nvPicPr>
-                        <pic:cNvPr id="0" name="image2.png"/>
-                        <pic:cNvPicPr preferRelativeResize="0"/>
-                      </pic:nvPicPr>
-                      <pic:blipFill>
-                        <a:blip r:embed="rId10"/>
-                        <a:srcRect/>
-                        <a:stretch>
-                          <a:fillRect/>
-                        </a:stretch>
-                      </pic:blipFill>
-                      <pic:spPr>
-                        <a:xfrm>
-                          <a:off x="0" y="0"/>
-                          <a:ext cx="3175" cy="12700"/>
-                        </a:xfrm>
-                        <a:prstGeom prst="rect"/>
-                        <a:ln/>
-                      </pic:spPr>
-                    </pic:pic>
-                  </a:graphicData>
-                </a:graphic>
-              </wp:anchor>
-            </w:drawing>
+          <mc:Fallback>
+            <w:pict>
+              <v:shape w14:anchorId="23D18A07" id="Straight Arrow Connector 1713625398" o:spid="_x0000_s1026" type="#_x0000_t32" style="position:absolute;margin-left:168pt;margin-top:15pt;width:.25pt;height:1pt;z-index:251662336;visibility:visible;mso-wrap-style:square;mso-wrap-distance-left:9pt;mso-wrap-distance-top:0;mso-wrap-distance-right:9pt;mso-wrap-distance-bottom:0;mso-position-horizontal:absolute;mso-position-horizontal-relative:text;mso-position-vertical:absolute;mso-position-vertical-relative:text" o:gfxdata="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">
+                <v:stroke startarrowwidth="narrow" startarrowlength="short" endarrowwidth="narrow" endarrowlength="short" joinstyle="miter"/>
+              </v:shape>
+            </w:pict>
           </mc:Fallback>
         </mc:AlternateContent>
       </w:r>
@@ -6670,47 +6607,12 @@
               </wp:anchor>
             </w:drawing>
           </mc:Choice>
-          <mc:Fallback xmlns:cr="http://schemas.microsoft.com/office/comments/2020/reactions" xmlns="http://schemas.microsoft.com/office/tasks/2019/documenttasks" xmlns:dgm="http://schemas.openxmlformats.org/drawingml/2006/diagram" xmlns:lc="http://schemas.openxmlformats.org/drawingml/2006/lockedCanvas" xmlns:c="http://schemas.openxmlformats.org/drawingml/2006/chart" xmlns:pic="http://schemas.openxmlformats.org/drawingml/2006/picture" xmlns:a="http://schemas.openxmlformats.org/drawingml/2006/main" xmlns:sl="http://schemas.openxmlformats.org/schemaLibrary/2006/main">
-            <w:drawing>
-              <wp:anchor allowOverlap="1" behindDoc="0" distB="0" distT="0" distL="114300" distR="114300" hidden="0" layoutInCell="1" locked="0" relativeHeight="0" simplePos="0">
-                <wp:simplePos x="0" y="0"/>
-                <wp:positionH relativeFrom="column">
-                  <wp:posOffset>2946400</wp:posOffset>
-                </wp:positionH>
-                <wp:positionV relativeFrom="paragraph">
-                  <wp:posOffset>114300</wp:posOffset>
-                </wp:positionV>
-                <wp:extent cx="3266" cy="12700"/>
-                <wp:effectExtent b="0" l="0" r="0" t="0"/>
-                <wp:wrapNone/>
-                <wp:docPr id="1713625404" name="image8.png"/>
-                <a:graphic>
-                  <a:graphicData uri="http://schemas.openxmlformats.org/drawingml/2006/picture">
-                    <pic:pic>
-                      <pic:nvPicPr>
-                        <pic:cNvPr id="0" name="image8.png"/>
-                        <pic:cNvPicPr preferRelativeResize="0"/>
-                      </pic:nvPicPr>
-                      <pic:blipFill>
-                        <a:blip r:embed="rId10"/>
-                        <a:srcRect/>
-                        <a:stretch>
-                          <a:fillRect/>
-                        </a:stretch>
-                      </pic:blipFill>
-                      <pic:spPr>
-                        <a:xfrm>
-                          <a:off x="0" y="0"/>
-                          <a:ext cx="3266" cy="12700"/>
-                        </a:xfrm>
-                        <a:prstGeom prst="rect"/>
-                        <a:ln/>
-                      </pic:spPr>
-                    </pic:pic>
-                  </a:graphicData>
-                </a:graphic>
-              </wp:anchor>
-            </w:drawing>
+          <mc:Fallback>
+            <w:pict>
+              <v:shape w14:anchorId="748B251D" id="Straight Arrow Connector 1713625404" o:spid="_x0000_s1026" type="#_x0000_t32" style="position:absolute;margin-left:232pt;margin-top:9pt;width:.25pt;height:1pt;z-index:251663360;visibility:visible;mso-wrap-style:square;mso-wrap-distance-left:9pt;mso-wrap-distance-top:0;mso-wrap-distance-right:9pt;mso-wrap-distance-bottom:0;mso-position-horizontal:absolute;mso-position-horizontal-relative:text;mso-position-vertical:absolute;mso-position-vertical-relative:text" o:gfxdata="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">
+                <v:stroke startarrowwidth="narrow" startarrowlength="short" endarrowwidth="narrow" endarrowlength="short" joinstyle="miter"/>
+              </v:shape>
+            </w:pict>
           </mc:Fallback>
         </mc:AlternateContent>
       </w:r>
@@ -7104,47 +7006,12 @@
               </wp:anchor>
             </w:drawing>
           </mc:Choice>
-          <mc:Fallback xmlns:cr="http://schemas.microsoft.com/office/comments/2020/reactions" xmlns="http://schemas.microsoft.com/office/tasks/2019/documenttasks" xmlns:dgm="http://schemas.openxmlformats.org/drawingml/2006/diagram" xmlns:lc="http://schemas.openxmlformats.org/drawingml/2006/lockedCanvas" xmlns:c="http://schemas.openxmlformats.org/drawingml/2006/chart" xmlns:pic="http://schemas.openxmlformats.org/drawingml/2006/picture" xmlns:a="http://schemas.openxmlformats.org/drawingml/2006/main" xmlns:sl="http://schemas.openxmlformats.org/schemaLibrary/2006/main">
-            <w:drawing>
-              <wp:anchor allowOverlap="1" behindDoc="0" distB="0" distT="0" distL="114300" distR="114300" hidden="0" layoutInCell="1" locked="0" relativeHeight="0" simplePos="0">
-                <wp:simplePos x="0" y="0"/>
-                <wp:positionH relativeFrom="column">
-                  <wp:posOffset>2362200</wp:posOffset>
-                </wp:positionH>
-                <wp:positionV relativeFrom="paragraph">
-                  <wp:posOffset>0</wp:posOffset>
-                </wp:positionV>
-                <wp:extent cx="2540" cy="12700"/>
-                <wp:effectExtent b="0" l="0" r="0" t="0"/>
-                <wp:wrapNone/>
-                <wp:docPr id="1713625403" name="image7.png"/>
-                <a:graphic>
-                  <a:graphicData uri="http://schemas.openxmlformats.org/drawingml/2006/picture">
-                    <pic:pic>
-                      <pic:nvPicPr>
-                        <pic:cNvPr id="0" name="image7.png"/>
-                        <pic:cNvPicPr preferRelativeResize="0"/>
-                      </pic:nvPicPr>
-                      <pic:blipFill>
-                        <a:blip r:embed="rId10"/>
-                        <a:srcRect/>
-                        <a:stretch>
-                          <a:fillRect/>
-                        </a:stretch>
-                      </pic:blipFill>
-                      <pic:spPr>
-                        <a:xfrm>
-                          <a:off x="0" y="0"/>
-                          <a:ext cx="2540" cy="12700"/>
-                        </a:xfrm>
-                        <a:prstGeom prst="rect"/>
-                        <a:ln/>
-                      </pic:spPr>
-                    </pic:pic>
-                  </a:graphicData>
-                </a:graphic>
-              </wp:anchor>
-            </w:drawing>
+          <mc:Fallback>
+            <w:pict>
+              <v:shape w14:anchorId="1218376A" id="Straight Arrow Connector 1713625403" o:spid="_x0000_s1026" type="#_x0000_t32" style="position:absolute;margin-left:186pt;margin-top:0;width:.2pt;height:1pt;z-index:251666432;visibility:visible;mso-wrap-style:square;mso-wrap-distance-left:9pt;mso-wrap-distance-top:0;mso-wrap-distance-right:9pt;mso-wrap-distance-bottom:0;mso-position-horizontal:absolute;mso-position-horizontal-relative:text;mso-position-vertical:absolute;mso-position-vertical-relative:text" o:gfxdata="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">
+                <v:stroke startarrowwidth="narrow" startarrowlength="short" endarrowwidth="narrow" endarrowlength="short" joinstyle="miter"/>
+              </v:shape>
+            </w:pict>
           </mc:Fallback>
         </mc:AlternateContent>
       </w:r>
@@ -7212,47 +7079,12 @@
               </wp:anchor>
             </w:drawing>
           </mc:Choice>
-          <mc:Fallback xmlns:cr="http://schemas.microsoft.com/office/comments/2020/reactions" xmlns="http://schemas.microsoft.com/office/tasks/2019/documenttasks" xmlns:dgm="http://schemas.openxmlformats.org/drawingml/2006/diagram" xmlns:lc="http://schemas.openxmlformats.org/drawingml/2006/lockedCanvas" xmlns:c="http://schemas.openxmlformats.org/drawingml/2006/chart" xmlns:pic="http://schemas.openxmlformats.org/drawingml/2006/picture" xmlns:a="http://schemas.openxmlformats.org/drawingml/2006/main" xmlns:sl="http://schemas.openxmlformats.org/schemaLibrary/2006/main">
-            <w:drawing>
-              <wp:anchor allowOverlap="1" behindDoc="0" distB="0" distT="0" distL="114300" distR="114300" hidden="0" layoutInCell="1" locked="0" relativeHeight="0" simplePos="0">
-                <wp:simplePos x="0" y="0"/>
-                <wp:positionH relativeFrom="column">
-                  <wp:posOffset>2971800</wp:posOffset>
-                </wp:positionH>
-                <wp:positionV relativeFrom="paragraph">
-                  <wp:posOffset>12700</wp:posOffset>
-                </wp:positionV>
-                <wp:extent cx="2867" cy="12700"/>
-                <wp:effectExtent b="0" l="0" r="0" t="0"/>
-                <wp:wrapNone/>
-                <wp:docPr id="1713625409" name="image13.png"/>
-                <a:graphic>
-                  <a:graphicData uri="http://schemas.openxmlformats.org/drawingml/2006/picture">
-                    <pic:pic>
-                      <pic:nvPicPr>
-                        <pic:cNvPr id="0" name="image13.png"/>
-                        <pic:cNvPicPr preferRelativeResize="0"/>
-                      </pic:nvPicPr>
-                      <pic:blipFill>
-                        <a:blip r:embed="rId10"/>
-                        <a:srcRect/>
-                        <a:stretch>
-                          <a:fillRect/>
-                        </a:stretch>
-                      </pic:blipFill>
-                      <pic:spPr>
-                        <a:xfrm>
-                          <a:off x="0" y="0"/>
-                          <a:ext cx="2867" cy="12700"/>
-                        </a:xfrm>
-                        <a:prstGeom prst="rect"/>
-                        <a:ln/>
-                      </pic:spPr>
-                    </pic:pic>
-                  </a:graphicData>
-                </a:graphic>
-              </wp:anchor>
-            </w:drawing>
+          <mc:Fallback>
+            <w:pict>
+              <v:shape w14:anchorId="13D6CE04" id="Straight Arrow Connector 1713625409" o:spid="_x0000_s1026" type="#_x0000_t32" style="position:absolute;margin-left:234pt;margin-top:1pt;width:.25pt;height:1pt;rotation:180;flip:x;z-index:251667456;visibility:visible;mso-wrap-style:square;mso-wrap-distance-left:9pt;mso-wrap-distance-top:0;mso-wrap-distance-right:9pt;mso-wrap-distance-bottom:0;mso-position-horizontal:absolute;mso-position-horizontal-relative:text;mso-position-vertical:absolute;mso-position-vertical-relative:text" o:gfxdata="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">
+                <v:stroke startarrowwidth="narrow" startarrowlength="short" endarrowwidth="narrow" endarrowlength="short" joinstyle="miter"/>
+              </v:shape>
+            </w:pict>
           </mc:Fallback>
         </mc:AlternateContent>
       </w:r>
@@ -7490,47 +7322,12 @@
               </wp:anchor>
             </w:drawing>
           </mc:Choice>
-          <mc:Fallback xmlns:cr="http://schemas.microsoft.com/office/comments/2020/reactions" xmlns="http://schemas.microsoft.com/office/tasks/2019/documenttasks" xmlns:dgm="http://schemas.openxmlformats.org/drawingml/2006/diagram" xmlns:lc="http://schemas.openxmlformats.org/drawingml/2006/lockedCanvas" xmlns:c="http://schemas.openxmlformats.org/drawingml/2006/chart" xmlns:pic="http://schemas.openxmlformats.org/drawingml/2006/picture" xmlns:a="http://schemas.openxmlformats.org/drawingml/2006/main" xmlns:sl="http://schemas.openxmlformats.org/schemaLibrary/2006/main">
-            <w:drawing>
-              <wp:anchor allowOverlap="1" behindDoc="0" distB="0" distT="0" distL="114300" distR="114300" hidden="0" layoutInCell="1" locked="0" relativeHeight="0" simplePos="0">
-                <wp:simplePos x="0" y="0"/>
-                <wp:positionH relativeFrom="column">
-                  <wp:posOffset>2501900</wp:posOffset>
-                </wp:positionH>
-                <wp:positionV relativeFrom="paragraph">
-                  <wp:posOffset>127000</wp:posOffset>
-                </wp:positionV>
-                <wp:extent cx="3842" cy="12700"/>
-                <wp:effectExtent b="0" l="0" r="0" t="0"/>
-                <wp:wrapNone/>
-                <wp:docPr id="1713625405" name="image9.png"/>
-                <a:graphic>
-                  <a:graphicData uri="http://schemas.openxmlformats.org/drawingml/2006/picture">
-                    <pic:pic>
-                      <pic:nvPicPr>
-                        <pic:cNvPr id="0" name="image9.png"/>
-                        <pic:cNvPicPr preferRelativeResize="0"/>
-                      </pic:nvPicPr>
-                      <pic:blipFill>
-                        <a:blip r:embed="rId10"/>
-                        <a:srcRect/>
-                        <a:stretch>
-                          <a:fillRect/>
-                        </a:stretch>
-                      </pic:blipFill>
-                      <pic:spPr>
-                        <a:xfrm>
-                          <a:off x="0" y="0"/>
-                          <a:ext cx="3842" cy="12700"/>
-                        </a:xfrm>
-                        <a:prstGeom prst="rect"/>
-                        <a:ln/>
-                      </pic:spPr>
-                    </pic:pic>
-                  </a:graphicData>
-                </a:graphic>
-              </wp:anchor>
-            </w:drawing>
+          <mc:Fallback>
+            <w:pict>
+              <v:shape w14:anchorId="3B5704A4" id="Straight Arrow Connector 1713625405" o:spid="_x0000_s1026" type="#_x0000_t32" style="position:absolute;margin-left:197pt;margin-top:10pt;width:.3pt;height:1pt;z-index:251669504;visibility:visible;mso-wrap-style:square;mso-wrap-distance-left:9pt;mso-wrap-distance-top:0;mso-wrap-distance-right:9pt;mso-wrap-distance-bottom:0;mso-position-horizontal:absolute;mso-position-horizontal-relative:text;mso-position-vertical:absolute;mso-position-vertical-relative:text" o:gfxdata="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">
+                <v:stroke startarrowwidth="narrow" startarrowlength="short" endarrowwidth="narrow" endarrowlength="short" joinstyle="miter"/>
+              </v:shape>
+            </w:pict>
           </mc:Fallback>
         </mc:AlternateContent>
       </w:r>
@@ -7590,7 +7387,7 @@
         <mc:AlternateContent>
           <mc:Choice Requires="wps">
             <w:drawing>
-              <wp:anchor distT="0" distB="0" distL="114300" distR="114300" simplePos="0" relativeHeight="251670528" behindDoc="0" locked="0" layoutInCell="1" hidden="0" allowOverlap="1" wp14:anchorId="26EAE17B" wp14:editId="1BD8EDEC">
+              <wp:anchor distT="0" distB="0" distL="114300" distR="114300" simplePos="0" relativeHeight="251670528" behindDoc="0" locked="0" layoutInCell="1" hidden="0" allowOverlap="1" wp14:anchorId="26EAE17B" wp14:editId="75C14C1D">
                 <wp:simplePos x="0" y="0"/>
                 <wp:positionH relativeFrom="column">
                   <wp:posOffset>266700</wp:posOffset>
@@ -7599,7 +7396,7 @@
                   <wp:posOffset>317500</wp:posOffset>
                 </wp:positionV>
                 <wp:extent cx="5617314" cy="739184"/>
-                <wp:effectExtent l="0" t="0" r="0" b="0"/>
+                <wp:effectExtent l="0" t="0" r="21590" b="22860"/>
                 <wp:wrapNone/>
                 <wp:docPr id="1713625400" name="Rectangle 1713625400"/>
                 <wp:cNvGraphicFramePr/>
@@ -7615,13 +7412,22 @@
                         <a:prstGeom prst="rect">
                           <a:avLst/>
                         </a:prstGeom>
-                        <a:solidFill>
-                          <a:srgbClr val="FFFFFF"/>
-                        </a:solidFill>
-                        <a:ln>
-                          <a:noFill/>
-                        </a:ln>
+                        <a:ln/>
                       </wps:spPr>
+                      <wps:style>
+                        <a:lnRef idx="2">
+                          <a:schemeClr val="accent6"/>
+                        </a:lnRef>
+                        <a:fillRef idx="1">
+                          <a:schemeClr val="lt1"/>
+                        </a:fillRef>
+                        <a:effectRef idx="0">
+                          <a:schemeClr val="accent6"/>
+                        </a:effectRef>
+                        <a:fontRef idx="minor">
+                          <a:schemeClr val="dk1"/>
+                        </a:fontRef>
+                      </wps:style>
                       <wps:txbx>
                         <w:txbxContent>
                           <w:p>
@@ -7653,7 +7459,7 @@
           </mc:Choice>
           <mc:Fallback>
             <w:pict>
-              <v:rect w14:anchorId="26EAE17B" id="Rectangle 1713625400" o:spid="_x0000_s1032" style="position:absolute;left:0;text-align:left;margin-left:21pt;margin-top:25pt;width:442.3pt;height:58.2pt;z-index:251670528;visibility:visible;mso-wrap-style:square;mso-wrap-distance-left:9pt;mso-wrap-distance-top:0;mso-wrap-distance-right:9pt;mso-wrap-distance-bottom:0;mso-position-horizontal:absolute;mso-position-horizontal-relative:text;mso-position-vertical:absolute;mso-position-vertical-relative:text;v-text-anchor:middle" o:gfxdata="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" stroked="f">
+              <v:rect w14:anchorId="26EAE17B" id="Rectangle 1713625400" o:spid="_x0000_s1032" style="position:absolute;left:0;text-align:left;margin-left:21pt;margin-top:25pt;width:442.3pt;height:58.2pt;z-index:251670528;visibility:visible;mso-wrap-style:square;mso-wrap-distance-left:9pt;mso-wrap-distance-top:0;mso-wrap-distance-right:9pt;mso-wrap-distance-bottom:0;mso-position-horizontal:absolute;mso-position-horizontal-relative:text;mso-position-vertical:absolute;mso-position-vertical-relative:text;v-text-anchor:middle" o:gfxdata="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" fillcolor="white [3201]" strokecolor="#70ad47 [3209]" strokeweight="1pt">
                 <v:textbox inset="2.53958mm,1.2694mm,2.53958mm,1.2694mm">
                   <w:txbxContent>
                     <w:p>
@@ -7753,6 +7559,7 @@
           <w:sz w:val="28"/>
           <w:szCs w:val="28"/>
         </w:rPr>
+        <w:lastRenderedPageBreak/>
         <w:t>Statement of the Problem</w:t>
       </w:r>
     </w:p>
@@ -7774,7 +7581,6 @@
           <w:sz w:val="28"/>
           <w:szCs w:val="28"/>
         </w:rPr>
-        <w:lastRenderedPageBreak/>
         <w:t>General Problem</w:t>
       </w:r>
     </w:p>
@@ -7994,6 +7800,7 @@
           <w:sz w:val="28"/>
           <w:szCs w:val="28"/>
         </w:rPr>
+        <w:lastRenderedPageBreak/>
         <w:t>General Objective of the Study</w:t>
       </w:r>
     </w:p>
@@ -8015,7 +7822,6 @@
           <w:sz w:val="24"/>
           <w:szCs w:val="24"/>
         </w:rPr>
-        <w:lastRenderedPageBreak/>
         <w:t>To develop a web-based library management system that makes it easier to store, track, and manage books, documents, and student activities. This system will provide a comprehensive platform for administrators to manage library resources and student records while giving students and teachers quick access to the information they need.</w:t>
       </w:r>
     </w:p>
@@ -8570,7 +8376,7 @@
           <w:szCs w:val="24"/>
         </w:rPr>
         <w:sectPr>
-          <w:headerReference w:type="default" r:id="rId11"/>
+          <w:headerReference w:type="default" r:id="rId10"/>
           <w:pgSz w:w="12240" w:h="15840"/>
           <w:pgMar w:top="1440" w:right="1440" w:bottom="1440" w:left="1440" w:header="708" w:footer="708" w:gutter="0"/>
           <w:pgNumType w:start="1"/>
@@ -11941,7 +11747,7 @@
           <w:szCs w:val="24"/>
         </w:rPr>
       </w:pPr>
-      <w:hyperlink r:id="rId12">
+      <w:hyperlink r:id="rId11">
         <w:r>
           <w:rPr>
             <w:rFonts w:ascii="Arial" w:eastAsia="Arial" w:hAnsi="Arial" w:cs="Arial"/>
@@ -12667,7 +12473,7 @@
                     </pic:cNvPicPr>
                   </pic:nvPicPr>
                   <pic:blipFill>
-                    <a:blip r:embed="rId13">
+                    <a:blip r:embed="rId12">
                       <a:extLst>
                         <a:ext uri="{28A0092B-C50C-407E-A947-70E740481C1C}">
                           <a14:useLocalDpi xmlns:a14="http://schemas.microsoft.com/office/drawing/2010/main" val="0"/>
@@ -13182,7 +12988,7 @@
     </w:p>
     <w:tbl>
       <w:tblPr>
-        <w:tblStyle w:val="a1"/>
+        <w:tblStyle w:val="6"/>
         <w:tblW w:w="8642" w:type="dxa"/>
         <w:tblInd w:w="348" w:type="dxa"/>
         <w:tblBorders>
@@ -13712,7 +13518,7 @@
     </w:p>
     <w:tbl>
       <w:tblPr>
-        <w:tblStyle w:val="a2"/>
+        <w:tblStyle w:val="5"/>
         <w:tblW w:w="8916" w:type="dxa"/>
         <w:tblBorders>
           <w:top w:val="single" w:sz="4" w:space="0" w:color="000000"/>
@@ -14574,22 +14380,26 @@
           <w:rFonts w:ascii="Arial" w:eastAsia="Arial" w:hAnsi="Arial" w:cs="Arial"/>
           <w:sz w:val="24"/>
           <w:szCs w:val="24"/>
-        </w:rPr>
-      </w:pPr>
-      <w:r>
-        <w:rPr>
-          <w:rFonts w:ascii="Arial" w:eastAsia="Arial" w:hAnsi="Arial" w:cs="Arial"/>
-          <w:sz w:val="24"/>
-          <w:szCs w:val="24"/>
-        </w:rPr>
-        <w:t xml:space="preserve">Should Have </w:t>
+          <w:lang w:val="en-US"/>
+        </w:rPr>
+      </w:pPr>
+      <w:r>
+        <w:rPr>
+          <w:rFonts w:ascii="Arial" w:eastAsia="Arial" w:hAnsi="Arial" w:cs="Arial"/>
+          <w:b/>
+          <w:bCs/>
+          <w:sz w:val="24"/>
+          <w:szCs w:val="24"/>
+          <w:lang w:val="en-US"/>
+        </w:rPr>
+        <w:t>Should Have</w:t>
       </w:r>
     </w:p>
     <w:p>
       <w:pPr>
         <w:numPr>
           <w:ilvl w:val="0"/>
-          <w:numId w:val="6"/>
+          <w:numId w:val="10"/>
         </w:numPr>
         <w:pBdr>
           <w:top w:val="nil"/>
@@ -14604,13 +14414,15 @@
           <w:rFonts w:ascii="Arial" w:eastAsia="Arial" w:hAnsi="Arial" w:cs="Arial"/>
           <w:sz w:val="24"/>
           <w:szCs w:val="24"/>
-        </w:rPr>
-      </w:pPr>
-      <w:r>
-        <w:rPr>
-          <w:rFonts w:ascii="Arial" w:eastAsia="Arial" w:hAnsi="Arial" w:cs="Arial"/>
-          <w:sz w:val="24"/>
-          <w:szCs w:val="24"/>
+          <w:lang w:val="en-US"/>
+        </w:rPr>
+      </w:pPr>
+      <w:r>
+        <w:rPr>
+          <w:rFonts w:ascii="Arial" w:eastAsia="Arial" w:hAnsi="Arial" w:cs="Arial"/>
+          <w:sz w:val="24"/>
+          <w:szCs w:val="24"/>
+          <w:lang w:val="en-US"/>
         </w:rPr>
         <w:t>Reservation System (Users can reserve books online)</w:t>
       </w:r>
@@ -14619,7 +14431,7 @@
       <w:pPr>
         <w:numPr>
           <w:ilvl w:val="0"/>
-          <w:numId w:val="6"/>
+          <w:numId w:val="10"/>
         </w:numPr>
         <w:pBdr>
           <w:top w:val="nil"/>
@@ -14634,13 +14446,15 @@
           <w:rFonts w:ascii="Arial" w:eastAsia="Arial" w:hAnsi="Arial" w:cs="Arial"/>
           <w:sz w:val="24"/>
           <w:szCs w:val="24"/>
-        </w:rPr>
-      </w:pPr>
-      <w:r>
-        <w:rPr>
-          <w:rFonts w:ascii="Arial" w:eastAsia="Arial" w:hAnsi="Arial" w:cs="Arial"/>
-          <w:sz w:val="24"/>
-          <w:szCs w:val="24"/>
+          <w:lang w:val="en-US"/>
+        </w:rPr>
+      </w:pPr>
+      <w:r>
+        <w:rPr>
+          <w:rFonts w:ascii="Arial" w:eastAsia="Arial" w:hAnsi="Arial" w:cs="Arial"/>
+          <w:sz w:val="24"/>
+          <w:szCs w:val="24"/>
+          <w:lang w:val="en-US"/>
         </w:rPr>
         <w:t>Multiple Role-Based Access (Admin, Librarian, Faculty, Student)</w:t>
       </w:r>
@@ -14649,7 +14463,7 @@
       <w:pPr>
         <w:numPr>
           <w:ilvl w:val="0"/>
-          <w:numId w:val="6"/>
+          <w:numId w:val="10"/>
         </w:numPr>
         <w:pBdr>
           <w:top w:val="nil"/>
@@ -14664,13 +14478,15 @@
           <w:rFonts w:ascii="Arial" w:eastAsia="Arial" w:hAnsi="Arial" w:cs="Arial"/>
           <w:sz w:val="24"/>
           <w:szCs w:val="24"/>
-        </w:rPr>
-      </w:pPr>
-      <w:r>
-        <w:rPr>
-          <w:rFonts w:ascii="Arial" w:eastAsia="Arial" w:hAnsi="Arial" w:cs="Arial"/>
-          <w:sz w:val="24"/>
-          <w:szCs w:val="24"/>
+          <w:lang w:val="en-US"/>
+        </w:rPr>
+      </w:pPr>
+      <w:r>
+        <w:rPr>
+          <w:rFonts w:ascii="Arial" w:eastAsia="Arial" w:hAnsi="Arial" w:cs="Arial"/>
+          <w:sz w:val="24"/>
+          <w:szCs w:val="24"/>
+          <w:lang w:val="en-US"/>
         </w:rPr>
         <w:t>Inventory Tracking (Available, lost, damaged, or archived books)</w:t>
       </w:r>
@@ -14679,7 +14495,7 @@
       <w:pPr>
         <w:numPr>
           <w:ilvl w:val="0"/>
-          <w:numId w:val="6"/>
+          <w:numId w:val="10"/>
         </w:numPr>
         <w:pBdr>
           <w:top w:val="nil"/>
@@ -14694,13 +14510,15 @@
           <w:rFonts w:ascii="Arial" w:eastAsia="Arial" w:hAnsi="Arial" w:cs="Arial"/>
           <w:sz w:val="24"/>
           <w:szCs w:val="24"/>
-        </w:rPr>
-      </w:pPr>
-      <w:r>
-        <w:rPr>
-          <w:rFonts w:ascii="Arial" w:eastAsia="Arial" w:hAnsi="Arial" w:cs="Arial"/>
-          <w:sz w:val="24"/>
-          <w:szCs w:val="24"/>
+          <w:lang w:val="en-US"/>
+        </w:rPr>
+      </w:pPr>
+      <w:r>
+        <w:rPr>
+          <w:rFonts w:ascii="Arial" w:eastAsia="Arial" w:hAnsi="Arial" w:cs="Arial"/>
+          <w:sz w:val="24"/>
+          <w:szCs w:val="24"/>
+          <w:lang w:val="en-US"/>
         </w:rPr>
         <w:t>Fine Management System (Automatic computation of overdue penalties)</w:t>
       </w:r>
@@ -14709,7 +14527,7 @@
       <w:pPr>
         <w:numPr>
           <w:ilvl w:val="0"/>
-          <w:numId w:val="6"/>
+          <w:numId w:val="10"/>
         </w:numPr>
         <w:pBdr>
           <w:top w:val="nil"/>
@@ -14724,15 +14542,85 @@
           <w:rFonts w:ascii="Arial" w:eastAsia="Arial" w:hAnsi="Arial" w:cs="Arial"/>
           <w:sz w:val="24"/>
           <w:szCs w:val="24"/>
-        </w:rPr>
-      </w:pPr>
-      <w:r>
-        <w:rPr>
-          <w:rFonts w:ascii="Arial" w:eastAsia="Arial" w:hAnsi="Arial" w:cs="Arial"/>
-          <w:sz w:val="24"/>
-          <w:szCs w:val="24"/>
+          <w:lang w:val="en-US"/>
+        </w:rPr>
+      </w:pPr>
+      <w:r>
+        <w:rPr>
+          <w:rFonts w:ascii="Arial" w:eastAsia="Arial" w:hAnsi="Arial" w:cs="Arial"/>
+          <w:sz w:val="24"/>
+          <w:szCs w:val="24"/>
+          <w:lang w:val="en-US"/>
         </w:rPr>
         <w:t>AI Chatbot for Assistance (Helps users find books faster)</w:t>
+      </w:r>
+    </w:p>
+    <w:p>
+      <w:pPr>
+        <w:numPr>
+          <w:ilvl w:val="0"/>
+          <w:numId w:val="10"/>
+        </w:numPr>
+        <w:pBdr>
+          <w:top w:val="nil"/>
+          <w:left w:val="nil"/>
+          <w:bottom w:val="nil"/>
+          <w:right w:val="nil"/>
+          <w:between w:val="nil"/>
+        </w:pBdr>
+        <w:spacing w:after="0" w:line="480" w:lineRule="auto"/>
+        <w:jc w:val="both"/>
+        <w:rPr>
+          <w:rFonts w:ascii="Arial" w:eastAsia="Arial" w:hAnsi="Arial" w:cs="Arial"/>
+          <w:sz w:val="24"/>
+          <w:szCs w:val="24"/>
+          <w:lang w:val="en-US"/>
+        </w:rPr>
+      </w:pPr>
+      <w:r>
+        <w:rPr>
+          <w:rFonts w:ascii="Arial" w:eastAsia="Arial" w:hAnsi="Arial" w:cs="Arial"/>
+          <w:sz w:val="24"/>
+          <w:szCs w:val="24"/>
+          <w:lang w:val="en-US"/>
+        </w:rPr>
+        <w:t>Book Archiving System (Archive</w:t>
+      </w:r>
+      <w:r>
+        <w:rPr>
+          <w:rFonts w:ascii="Arial" w:eastAsia="Arial" w:hAnsi="Arial" w:cs="Arial"/>
+          <w:sz w:val="24"/>
+          <w:szCs w:val="24"/>
+          <w:lang w:val="en-US"/>
+        </w:rPr>
+        <w:t xml:space="preserve"> outdated/damaged</w:t>
+      </w:r>
+      <w:r>
+        <w:rPr>
+          <w:rFonts w:ascii="Arial" w:eastAsia="Arial" w:hAnsi="Arial" w:cs="Arial"/>
+          <w:sz w:val="24"/>
+          <w:szCs w:val="24"/>
+          <w:lang w:val="en-US"/>
+        </w:rPr>
+        <w:t xml:space="preserve"> books but retain records</w:t>
+      </w:r>
+      <w:r>
+        <w:rPr>
+          <w:rFonts w:ascii="Arial" w:eastAsia="Arial" w:hAnsi="Arial" w:cs="Arial"/>
+          <w:sz w:val="24"/>
+          <w:szCs w:val="24"/>
+          <w:lang w:val="en-US"/>
+        </w:rPr>
+        <w:t xml:space="preserve"> for references purposes</w:t>
+      </w:r>
+      <w:r>
+        <w:rPr>
+          <w:rFonts w:ascii="Arial" w:eastAsia="Arial" w:hAnsi="Arial" w:cs="Arial"/>
+          <w:sz w:val="24"/>
+          <w:szCs w:val="24"/>
+          <w:lang w:val="en-US"/>
+        </w:rPr>
+        <w:t>)</w:t>
       </w:r>
     </w:p>
     <w:p>
@@ -14844,6 +14732,7 @@
           <w:sz w:val="24"/>
           <w:szCs w:val="24"/>
         </w:rPr>
+        <w:lastRenderedPageBreak/>
         <w:t xml:space="preserve">Won’t Have </w:t>
       </w:r>
     </w:p>
@@ -14904,7 +14793,6 @@
           <w:sz w:val="24"/>
           <w:szCs w:val="24"/>
         </w:rPr>
-        <w:lastRenderedPageBreak/>
         <w:t>Third-party Bookstore Integration (system limited to Benedicto College library resources)</w:t>
       </w:r>
     </w:p>
@@ -14949,14 +14837,16 @@
         <w:spacing w:after="0" w:line="480" w:lineRule="auto"/>
         <w:jc w:val="center"/>
         <w:rPr>
-          <w:b/>
-          <w:sz w:val="24"/>
-          <w:szCs w:val="24"/>
-        </w:rPr>
-      </w:pPr>
-      <w:r>
-        <w:rPr>
-          <w:b/>
+          <w:rFonts w:ascii="Arial" w:hAnsi="Arial" w:cs="Arial"/>
+          <w:bCs/>
+          <w:sz w:val="24"/>
+          <w:szCs w:val="24"/>
+        </w:rPr>
+      </w:pPr>
+      <w:r>
+        <w:rPr>
+          <w:rFonts w:ascii="Arial" w:hAnsi="Arial" w:cs="Arial"/>
+          <w:bCs/>
           <w:sz w:val="24"/>
           <w:szCs w:val="24"/>
         </w:rPr>
@@ -14968,13 +14858,15 @@
         <w:spacing w:after="0" w:line="480" w:lineRule="auto"/>
         <w:jc w:val="center"/>
         <w:rPr>
-          <w:b/>
-          <w:sz w:val="24"/>
-          <w:szCs w:val="24"/>
-        </w:rPr>
-      </w:pPr>
-      <w:r>
-        <w:rPr>
+          <w:rFonts w:ascii="Arial" w:hAnsi="Arial" w:cs="Arial"/>
+          <w:b/>
+          <w:sz w:val="24"/>
+          <w:szCs w:val="24"/>
+        </w:rPr>
+      </w:pPr>
+      <w:r>
+        <w:rPr>
+          <w:rFonts w:ascii="Arial" w:hAnsi="Arial" w:cs="Arial"/>
           <w:b/>
           <w:sz w:val="24"/>
           <w:szCs w:val="24"/>
@@ -15288,6 +15180,7 @@
         <w:spacing w:after="0" w:line="480" w:lineRule="auto"/>
         <w:jc w:val="both"/>
         <w:rPr>
+          <w:rFonts w:ascii="Arial" w:hAnsi="Arial" w:cs="Arial"/>
           <w:b/>
           <w:bCs/>
           <w:sz w:val="24"/>
@@ -15296,12 +15189,12 @@
       </w:pPr>
       <w:r>
         <w:rPr>
+          <w:rFonts w:ascii="Arial" w:hAnsi="Arial" w:cs="Arial"/>
           <w:b/>
           <w:bCs/>
           <w:sz w:val="24"/>
           <w:szCs w:val="24"/>
         </w:rPr>
-        <w:lastRenderedPageBreak/>
         <w:t>Data and Process Modeling</w:t>
       </w:r>
     </w:p>
@@ -15311,6 +15204,7 @@
         <w:ind w:firstLine="720"/>
         <w:jc w:val="both"/>
         <w:rPr>
+          <w:rFonts w:ascii="Arial" w:hAnsi="Arial" w:cs="Arial"/>
           <w:b/>
           <w:bCs/>
           <w:sz w:val="24"/>
@@ -15319,6 +15213,7 @@
       </w:pPr>
       <w:r>
         <w:rPr>
+          <w:rFonts w:ascii="Arial" w:hAnsi="Arial" w:cs="Arial"/>
           <w:bCs/>
           <w:sz w:val="24"/>
           <w:szCs w:val="24"/>
@@ -15364,48 +15259,6 @@
     </w:p>
     <w:p>
       <w:pPr>
-        <w:spacing w:after="0" w:line="480" w:lineRule="auto"/>
-        <w:jc w:val="center"/>
-        <w:rPr>
-          <w:rFonts w:ascii="Arial" w:hAnsi="Arial" w:cs="Arial"/>
-          <w:b/>
-          <w:sz w:val="24"/>
-          <w:szCs w:val="24"/>
-        </w:rPr>
-      </w:pPr>
-      <w:r>
-        <w:rPr>
-          <w:rFonts w:ascii="Arial" w:hAnsi="Arial" w:cs="Arial"/>
-          <w:b/>
-          <w:sz w:val="24"/>
-          <w:szCs w:val="24"/>
-        </w:rPr>
-        <w:t>Figure 6</w:t>
-      </w:r>
-    </w:p>
-    <w:p>
-      <w:pPr>
-        <w:spacing w:after="0" w:line="480" w:lineRule="auto"/>
-        <w:jc w:val="center"/>
-        <w:rPr>
-          <w:rFonts w:ascii="Arial" w:hAnsi="Arial" w:cs="Arial"/>
-          <w:b/>
-          <w:sz w:val="24"/>
-          <w:szCs w:val="24"/>
-        </w:rPr>
-      </w:pPr>
-      <w:r>
-        <w:rPr>
-          <w:rFonts w:ascii="Arial" w:hAnsi="Arial" w:cs="Arial"/>
-          <w:b/>
-          <w:sz w:val="24"/>
-          <w:szCs w:val="24"/>
-        </w:rPr>
-        <w:t>Existing Flowchart</w:t>
-      </w:r>
-    </w:p>
-    <w:p>
-      <w:pPr>
         <w:pBdr>
           <w:top w:val="nil"/>
           <w:left w:val="nil"/>
@@ -15460,6 +15313,491 @@
     </w:p>
     <w:p>
       <w:pPr>
+        <w:pBdr>
+          <w:top w:val="nil"/>
+          <w:left w:val="nil"/>
+          <w:bottom w:val="nil"/>
+          <w:right w:val="nil"/>
+          <w:between w:val="nil"/>
+        </w:pBdr>
+        <w:spacing w:after="0" w:line="480" w:lineRule="auto"/>
+        <w:jc w:val="both"/>
+        <w:rPr>
+          <w:rFonts w:ascii="Arial" w:eastAsia="Arial" w:hAnsi="Arial" w:cs="Arial"/>
+          <w:sz w:val="24"/>
+          <w:szCs w:val="24"/>
+        </w:rPr>
+      </w:pPr>
+    </w:p>
+    <w:p>
+      <w:pPr>
+        <w:pBdr>
+          <w:top w:val="nil"/>
+          <w:left w:val="nil"/>
+          <w:bottom w:val="nil"/>
+          <w:right w:val="nil"/>
+          <w:between w:val="nil"/>
+        </w:pBdr>
+        <w:spacing w:after="0" w:line="480" w:lineRule="auto"/>
+        <w:jc w:val="both"/>
+        <w:rPr>
+          <w:rFonts w:ascii="Arial" w:eastAsia="Arial" w:hAnsi="Arial" w:cs="Arial"/>
+          <w:sz w:val="24"/>
+          <w:szCs w:val="24"/>
+        </w:rPr>
+      </w:pPr>
+    </w:p>
+    <w:p>
+      <w:pPr>
+        <w:pBdr>
+          <w:top w:val="nil"/>
+          <w:left w:val="nil"/>
+          <w:bottom w:val="nil"/>
+          <w:right w:val="nil"/>
+          <w:between w:val="nil"/>
+        </w:pBdr>
+        <w:spacing w:after="0" w:line="480" w:lineRule="auto"/>
+        <w:jc w:val="both"/>
+        <w:rPr>
+          <w:rFonts w:ascii="Arial" w:eastAsia="Arial" w:hAnsi="Arial" w:cs="Arial"/>
+          <w:sz w:val="24"/>
+          <w:szCs w:val="24"/>
+        </w:rPr>
+      </w:pPr>
+    </w:p>
+    <w:p>
+      <w:pPr>
+        <w:pBdr>
+          <w:top w:val="nil"/>
+          <w:left w:val="nil"/>
+          <w:bottom w:val="nil"/>
+          <w:right w:val="nil"/>
+          <w:between w:val="nil"/>
+        </w:pBdr>
+        <w:spacing w:after="0" w:line="480" w:lineRule="auto"/>
+        <w:jc w:val="both"/>
+        <w:rPr>
+          <w:rFonts w:ascii="Arial" w:eastAsia="Arial" w:hAnsi="Arial" w:cs="Arial"/>
+          <w:sz w:val="24"/>
+          <w:szCs w:val="24"/>
+        </w:rPr>
+      </w:pPr>
+    </w:p>
+    <w:p>
+      <w:pPr>
+        <w:pBdr>
+          <w:top w:val="nil"/>
+          <w:left w:val="nil"/>
+          <w:bottom w:val="nil"/>
+          <w:right w:val="nil"/>
+          <w:between w:val="nil"/>
+        </w:pBdr>
+        <w:spacing w:after="0" w:line="480" w:lineRule="auto"/>
+        <w:jc w:val="both"/>
+        <w:rPr>
+          <w:rFonts w:ascii="Arial" w:eastAsia="Arial" w:hAnsi="Arial" w:cs="Arial"/>
+          <w:sz w:val="24"/>
+          <w:szCs w:val="24"/>
+        </w:rPr>
+      </w:pPr>
+      <w:r>
+        <w:rPr>
+          <w:b/>
+          <w:noProof/>
+          <w:sz w:val="24"/>
+          <w:szCs w:val="24"/>
+        </w:rPr>
+        <w:lastRenderedPageBreak/>
+        <w:drawing>
+          <wp:anchor distT="0" distB="0" distL="114300" distR="114300" simplePos="0" relativeHeight="251707392" behindDoc="1" locked="0" layoutInCell="1" allowOverlap="1" wp14:anchorId="54720FFB" wp14:editId="5A8E10B5">
+            <wp:simplePos x="0" y="0"/>
+            <wp:positionH relativeFrom="column">
+              <wp:posOffset>541020</wp:posOffset>
+            </wp:positionH>
+            <wp:positionV relativeFrom="paragraph">
+              <wp:posOffset>-30480</wp:posOffset>
+            </wp:positionV>
+            <wp:extent cx="4790049" cy="6918960"/>
+            <wp:effectExtent l="0" t="0" r="0" b="0"/>
+            <wp:wrapNone/>
+            <wp:docPr id="785983277" name="Picture 27"/>
+            <wp:cNvGraphicFramePr>
+              <a:graphicFrameLocks xmlns:a="http://schemas.openxmlformats.org/drawingml/2006/main" noChangeAspect="1"/>
+            </wp:cNvGraphicFramePr>
+            <a:graphic xmlns:a="http://schemas.openxmlformats.org/drawingml/2006/main">
+              <a:graphicData uri="http://schemas.openxmlformats.org/drawingml/2006/picture">
+                <pic:pic xmlns:pic="http://schemas.openxmlformats.org/drawingml/2006/picture">
+                  <pic:nvPicPr>
+                    <pic:cNvPr id="0" name="Picture 2"/>
+                    <pic:cNvPicPr>
+                      <a:picLocks noChangeAspect="1" noChangeArrowheads="1"/>
+                    </pic:cNvPicPr>
+                  </pic:nvPicPr>
+                  <pic:blipFill>
+                    <a:blip r:embed="rId13" cstate="print">
+                      <a:extLst>
+                        <a:ext uri="{28A0092B-C50C-407E-A947-70E740481C1C}">
+                          <a14:useLocalDpi xmlns:a14="http://schemas.microsoft.com/office/drawing/2010/main" val="0"/>
+                        </a:ext>
+                      </a:extLst>
+                    </a:blip>
+                    <a:srcRect/>
+                    <a:stretch>
+                      <a:fillRect/>
+                    </a:stretch>
+                  </pic:blipFill>
+                  <pic:spPr bwMode="auto">
+                    <a:xfrm>
+                      <a:off x="0" y="0"/>
+                      <a:ext cx="4790049" cy="6918960"/>
+                    </a:xfrm>
+                    <a:prstGeom prst="rect">
+                      <a:avLst/>
+                    </a:prstGeom>
+                    <a:noFill/>
+                    <a:ln>
+                      <a:noFill/>
+                    </a:ln>
+                  </pic:spPr>
+                </pic:pic>
+              </a:graphicData>
+            </a:graphic>
+            <wp14:sizeRelH relativeFrom="page">
+              <wp14:pctWidth>0</wp14:pctWidth>
+            </wp14:sizeRelH>
+            <wp14:sizeRelV relativeFrom="page">
+              <wp14:pctHeight>0</wp14:pctHeight>
+            </wp14:sizeRelV>
+          </wp:anchor>
+        </w:drawing>
+      </w:r>
+    </w:p>
+    <w:p>
+      <w:pPr>
+        <w:pBdr>
+          <w:top w:val="nil"/>
+          <w:left w:val="nil"/>
+          <w:bottom w:val="nil"/>
+          <w:right w:val="nil"/>
+          <w:between w:val="nil"/>
+        </w:pBdr>
+        <w:spacing w:after="0" w:line="480" w:lineRule="auto"/>
+        <w:jc w:val="both"/>
+        <w:rPr>
+          <w:rFonts w:ascii="Arial" w:eastAsia="Arial" w:hAnsi="Arial" w:cs="Arial"/>
+          <w:sz w:val="24"/>
+          <w:szCs w:val="24"/>
+        </w:rPr>
+      </w:pPr>
+    </w:p>
+    <w:p>
+      <w:pPr>
+        <w:pBdr>
+          <w:top w:val="nil"/>
+          <w:left w:val="nil"/>
+          <w:bottom w:val="nil"/>
+          <w:right w:val="nil"/>
+          <w:between w:val="nil"/>
+        </w:pBdr>
+        <w:spacing w:after="0" w:line="480" w:lineRule="auto"/>
+        <w:jc w:val="both"/>
+        <w:rPr>
+          <w:rFonts w:ascii="Arial" w:eastAsia="Arial" w:hAnsi="Arial" w:cs="Arial"/>
+          <w:sz w:val="24"/>
+          <w:szCs w:val="24"/>
+        </w:rPr>
+      </w:pPr>
+    </w:p>
+    <w:p>
+      <w:pPr>
+        <w:pBdr>
+          <w:top w:val="nil"/>
+          <w:left w:val="nil"/>
+          <w:bottom w:val="nil"/>
+          <w:right w:val="nil"/>
+          <w:between w:val="nil"/>
+        </w:pBdr>
+        <w:spacing w:after="0" w:line="480" w:lineRule="auto"/>
+        <w:jc w:val="both"/>
+        <w:rPr>
+          <w:rFonts w:ascii="Arial" w:eastAsia="Arial" w:hAnsi="Arial" w:cs="Arial"/>
+          <w:sz w:val="24"/>
+          <w:szCs w:val="24"/>
+        </w:rPr>
+      </w:pPr>
+    </w:p>
+    <w:p>
+      <w:pPr>
+        <w:pBdr>
+          <w:top w:val="nil"/>
+          <w:left w:val="nil"/>
+          <w:bottom w:val="nil"/>
+          <w:right w:val="nil"/>
+          <w:between w:val="nil"/>
+        </w:pBdr>
+        <w:spacing w:after="0" w:line="480" w:lineRule="auto"/>
+        <w:jc w:val="both"/>
+        <w:rPr>
+          <w:rFonts w:ascii="Arial" w:eastAsia="Arial" w:hAnsi="Arial" w:cs="Arial"/>
+          <w:sz w:val="24"/>
+          <w:szCs w:val="24"/>
+        </w:rPr>
+      </w:pPr>
+    </w:p>
+    <w:p>
+      <w:pPr>
+        <w:pBdr>
+          <w:top w:val="nil"/>
+          <w:left w:val="nil"/>
+          <w:bottom w:val="nil"/>
+          <w:right w:val="nil"/>
+          <w:between w:val="nil"/>
+        </w:pBdr>
+        <w:spacing w:after="0" w:line="480" w:lineRule="auto"/>
+        <w:jc w:val="both"/>
+        <w:rPr>
+          <w:rFonts w:ascii="Arial" w:eastAsia="Arial" w:hAnsi="Arial" w:cs="Arial"/>
+          <w:sz w:val="24"/>
+          <w:szCs w:val="24"/>
+        </w:rPr>
+      </w:pPr>
+    </w:p>
+    <w:p>
+      <w:pPr>
+        <w:pBdr>
+          <w:top w:val="nil"/>
+          <w:left w:val="nil"/>
+          <w:bottom w:val="nil"/>
+          <w:right w:val="nil"/>
+          <w:between w:val="nil"/>
+        </w:pBdr>
+        <w:spacing w:after="0" w:line="480" w:lineRule="auto"/>
+        <w:jc w:val="both"/>
+        <w:rPr>
+          <w:rFonts w:ascii="Arial" w:eastAsia="Arial" w:hAnsi="Arial" w:cs="Arial"/>
+          <w:sz w:val="24"/>
+          <w:szCs w:val="24"/>
+        </w:rPr>
+      </w:pPr>
+    </w:p>
+    <w:p>
+      <w:pPr>
+        <w:pBdr>
+          <w:top w:val="nil"/>
+          <w:left w:val="nil"/>
+          <w:bottom w:val="nil"/>
+          <w:right w:val="nil"/>
+          <w:between w:val="nil"/>
+        </w:pBdr>
+        <w:spacing w:after="0" w:line="480" w:lineRule="auto"/>
+        <w:jc w:val="both"/>
+        <w:rPr>
+          <w:rFonts w:ascii="Arial" w:eastAsia="Arial" w:hAnsi="Arial" w:cs="Arial"/>
+          <w:sz w:val="24"/>
+          <w:szCs w:val="24"/>
+        </w:rPr>
+      </w:pPr>
+    </w:p>
+    <w:p>
+      <w:pPr>
+        <w:pBdr>
+          <w:top w:val="nil"/>
+          <w:left w:val="nil"/>
+          <w:bottom w:val="nil"/>
+          <w:right w:val="nil"/>
+          <w:between w:val="nil"/>
+        </w:pBdr>
+        <w:spacing w:after="0" w:line="480" w:lineRule="auto"/>
+        <w:jc w:val="both"/>
+        <w:rPr>
+          <w:rFonts w:ascii="Arial" w:eastAsia="Arial" w:hAnsi="Arial" w:cs="Arial"/>
+          <w:sz w:val="24"/>
+          <w:szCs w:val="24"/>
+        </w:rPr>
+      </w:pPr>
+    </w:p>
+    <w:p>
+      <w:pPr>
+        <w:pBdr>
+          <w:top w:val="nil"/>
+          <w:left w:val="nil"/>
+          <w:bottom w:val="nil"/>
+          <w:right w:val="nil"/>
+          <w:between w:val="nil"/>
+        </w:pBdr>
+        <w:spacing w:after="0" w:line="480" w:lineRule="auto"/>
+        <w:jc w:val="both"/>
+        <w:rPr>
+          <w:rFonts w:ascii="Arial" w:eastAsia="Arial" w:hAnsi="Arial" w:cs="Arial"/>
+          <w:sz w:val="24"/>
+          <w:szCs w:val="24"/>
+        </w:rPr>
+      </w:pPr>
+    </w:p>
+    <w:p>
+      <w:pPr>
+        <w:pBdr>
+          <w:top w:val="nil"/>
+          <w:left w:val="nil"/>
+          <w:bottom w:val="nil"/>
+          <w:right w:val="nil"/>
+          <w:between w:val="nil"/>
+        </w:pBdr>
+        <w:spacing w:after="0" w:line="480" w:lineRule="auto"/>
+        <w:jc w:val="both"/>
+        <w:rPr>
+          <w:rFonts w:ascii="Arial" w:eastAsia="Arial" w:hAnsi="Arial" w:cs="Arial"/>
+          <w:sz w:val="24"/>
+          <w:szCs w:val="24"/>
+        </w:rPr>
+      </w:pPr>
+    </w:p>
+    <w:p>
+      <w:pPr>
+        <w:pBdr>
+          <w:top w:val="nil"/>
+          <w:left w:val="nil"/>
+          <w:bottom w:val="nil"/>
+          <w:right w:val="nil"/>
+          <w:between w:val="nil"/>
+        </w:pBdr>
+        <w:spacing w:after="0" w:line="480" w:lineRule="auto"/>
+        <w:jc w:val="both"/>
+        <w:rPr>
+          <w:rFonts w:ascii="Arial" w:eastAsia="Arial" w:hAnsi="Arial" w:cs="Arial"/>
+          <w:sz w:val="24"/>
+          <w:szCs w:val="24"/>
+        </w:rPr>
+      </w:pPr>
+    </w:p>
+    <w:p>
+      <w:pPr>
+        <w:pBdr>
+          <w:top w:val="nil"/>
+          <w:left w:val="nil"/>
+          <w:bottom w:val="nil"/>
+          <w:right w:val="nil"/>
+          <w:between w:val="nil"/>
+        </w:pBdr>
+        <w:spacing w:after="0" w:line="480" w:lineRule="auto"/>
+        <w:jc w:val="both"/>
+        <w:rPr>
+          <w:rFonts w:ascii="Arial" w:eastAsia="Arial" w:hAnsi="Arial" w:cs="Arial"/>
+          <w:sz w:val="24"/>
+          <w:szCs w:val="24"/>
+        </w:rPr>
+      </w:pPr>
+    </w:p>
+    <w:p>
+      <w:pPr>
+        <w:pBdr>
+          <w:top w:val="nil"/>
+          <w:left w:val="nil"/>
+          <w:bottom w:val="nil"/>
+          <w:right w:val="nil"/>
+          <w:between w:val="nil"/>
+        </w:pBdr>
+        <w:spacing w:after="0" w:line="480" w:lineRule="auto"/>
+        <w:jc w:val="both"/>
+        <w:rPr>
+          <w:rFonts w:ascii="Arial" w:eastAsia="Arial" w:hAnsi="Arial" w:cs="Arial"/>
+          <w:sz w:val="24"/>
+          <w:szCs w:val="24"/>
+        </w:rPr>
+      </w:pPr>
+    </w:p>
+    <w:p>
+      <w:pPr>
+        <w:pBdr>
+          <w:top w:val="nil"/>
+          <w:left w:val="nil"/>
+          <w:bottom w:val="nil"/>
+          <w:right w:val="nil"/>
+          <w:between w:val="nil"/>
+        </w:pBdr>
+        <w:spacing w:after="0" w:line="480" w:lineRule="auto"/>
+        <w:jc w:val="both"/>
+        <w:rPr>
+          <w:rFonts w:ascii="Arial" w:eastAsia="Arial" w:hAnsi="Arial" w:cs="Arial"/>
+          <w:sz w:val="24"/>
+          <w:szCs w:val="24"/>
+        </w:rPr>
+      </w:pPr>
+    </w:p>
+    <w:p>
+      <w:pPr>
+        <w:pBdr>
+          <w:top w:val="nil"/>
+          <w:left w:val="nil"/>
+          <w:bottom w:val="nil"/>
+          <w:right w:val="nil"/>
+          <w:between w:val="nil"/>
+        </w:pBdr>
+        <w:spacing w:after="0" w:line="480" w:lineRule="auto"/>
+        <w:jc w:val="both"/>
+        <w:rPr>
+          <w:rFonts w:ascii="Arial" w:eastAsia="Arial" w:hAnsi="Arial" w:cs="Arial"/>
+          <w:sz w:val="24"/>
+          <w:szCs w:val="24"/>
+        </w:rPr>
+      </w:pPr>
+    </w:p>
+    <w:p>
+      <w:pPr>
+        <w:pBdr>
+          <w:top w:val="nil"/>
+          <w:left w:val="nil"/>
+          <w:bottom w:val="nil"/>
+          <w:right w:val="nil"/>
+          <w:between w:val="nil"/>
+        </w:pBdr>
+        <w:spacing w:after="0" w:line="480" w:lineRule="auto"/>
+        <w:jc w:val="both"/>
+        <w:rPr>
+          <w:rFonts w:ascii="Arial" w:eastAsia="Arial" w:hAnsi="Arial" w:cs="Arial"/>
+          <w:sz w:val="24"/>
+          <w:szCs w:val="24"/>
+        </w:rPr>
+      </w:pPr>
+    </w:p>
+    <w:p>
+      <w:pPr>
+        <w:pBdr>
+          <w:top w:val="nil"/>
+          <w:left w:val="nil"/>
+          <w:bottom w:val="nil"/>
+          <w:right w:val="nil"/>
+          <w:between w:val="nil"/>
+        </w:pBdr>
+        <w:spacing w:after="0" w:line="480" w:lineRule="auto"/>
+        <w:jc w:val="both"/>
+        <w:rPr>
+          <w:rFonts w:ascii="Arial" w:eastAsia="Arial" w:hAnsi="Arial" w:cs="Arial"/>
+          <w:sz w:val="24"/>
+          <w:szCs w:val="24"/>
+        </w:rPr>
+      </w:pPr>
+    </w:p>
+    <w:p>
+      <w:pPr>
+        <w:pBdr>
+          <w:top w:val="nil"/>
+          <w:left w:val="nil"/>
+          <w:bottom w:val="nil"/>
+          <w:right w:val="nil"/>
+          <w:between w:val="nil"/>
+        </w:pBdr>
+        <w:spacing w:after="0" w:line="480" w:lineRule="auto"/>
+        <w:jc w:val="both"/>
+        <w:rPr>
+          <w:rFonts w:ascii="Arial" w:eastAsia="Arial" w:hAnsi="Arial" w:cs="Arial"/>
+          <w:sz w:val="24"/>
+          <w:szCs w:val="24"/>
+        </w:rPr>
+      </w:pPr>
+    </w:p>
+    <w:p>
+      <w:pPr>
         <w:spacing w:after="0" w:line="480" w:lineRule="auto"/>
         <w:jc w:val="center"/>
         <w:rPr>
@@ -15493,6 +15831,15 @@
           <w:szCs w:val="24"/>
         </w:rPr>
       </w:pPr>
+      <w:r>
+        <w:rPr>
+          <w:rFonts w:ascii="Arial" w:hAnsi="Arial" w:cs="Arial"/>
+          <w:b/>
+          <w:sz w:val="24"/>
+          <w:szCs w:val="24"/>
+        </w:rPr>
+        <w:t>Figure 6</w:t>
+      </w:r>
     </w:p>
     <w:p>
       <w:pPr>
@@ -15505,6 +15852,15 @@
           <w:szCs w:val="24"/>
         </w:rPr>
       </w:pPr>
+      <w:r>
+        <w:rPr>
+          <w:rFonts w:ascii="Arial" w:hAnsi="Arial" w:cs="Arial"/>
+          <w:b/>
+          <w:sz w:val="24"/>
+          <w:szCs w:val="24"/>
+        </w:rPr>
+        <w:t>Existing Flowchart</w:t>
+      </w:r>
     </w:p>
     <w:p>
       <w:pPr>
@@ -15835,7 +16191,7 @@
         <w:jc w:val="center"/>
         <w:rPr>
           <w:rFonts w:ascii="Arial" w:hAnsi="Arial" w:cs="Arial"/>
-          <w:b/>
+          <w:bCs/>
           <w:sz w:val="24"/>
           <w:szCs w:val="24"/>
         </w:rPr>
@@ -15843,7 +16199,7 @@
       <w:r>
         <w:rPr>
           <w:rFonts w:ascii="Arial" w:hAnsi="Arial" w:cs="Arial"/>
-          <w:b/>
+          <w:bCs/>
           <w:sz w:val="24"/>
           <w:szCs w:val="24"/>
         </w:rPr>
@@ -15888,6 +16244,77 @@
           <w:szCs w:val="24"/>
         </w:rPr>
       </w:pPr>
+      <w:r>
+        <w:rPr>
+          <w:rFonts w:ascii="Arial" w:eastAsia="Arial" w:hAnsi="Arial" w:cs="Arial"/>
+          <w:noProof/>
+          <w:sz w:val="24"/>
+          <w:szCs w:val="24"/>
+        </w:rPr>
+        <w:lastRenderedPageBreak/>
+        <w:drawing>
+          <wp:anchor distT="0" distB="0" distL="114300" distR="114300" simplePos="0" relativeHeight="251708416" behindDoc="1" locked="0" layoutInCell="1" allowOverlap="1" wp14:anchorId="0EE37250" wp14:editId="52B2BD70">
+            <wp:simplePos x="0" y="0"/>
+            <wp:positionH relativeFrom="column">
+              <wp:posOffset>655382</wp:posOffset>
+            </wp:positionH>
+            <wp:positionV relativeFrom="paragraph">
+              <wp:posOffset>-30480</wp:posOffset>
+            </wp:positionV>
+            <wp:extent cx="4594860" cy="7216238"/>
+            <wp:effectExtent l="0" t="0" r="0" b="3810"/>
+            <wp:wrapNone/>
+            <wp:docPr id="2073455672" name="Picture 28"/>
+            <wp:cNvGraphicFramePr>
+              <a:graphicFrameLocks xmlns:a="http://schemas.openxmlformats.org/drawingml/2006/main" noChangeAspect="1"/>
+            </wp:cNvGraphicFramePr>
+            <a:graphic xmlns:a="http://schemas.openxmlformats.org/drawingml/2006/main">
+              <a:graphicData uri="http://schemas.openxmlformats.org/drawingml/2006/picture">
+                <pic:pic xmlns:pic="http://schemas.openxmlformats.org/drawingml/2006/picture">
+                  <pic:nvPicPr>
+                    <pic:cNvPr id="0" name="Picture 3"/>
+                    <pic:cNvPicPr>
+                      <a:picLocks noChangeAspect="1" noChangeArrowheads="1"/>
+                    </pic:cNvPicPr>
+                  </pic:nvPicPr>
+                  <pic:blipFill>
+                    <a:blip r:embed="rId15">
+                      <a:extLst>
+                        <a:ext uri="{28A0092B-C50C-407E-A947-70E740481C1C}">
+                          <a14:useLocalDpi xmlns:a14="http://schemas.microsoft.com/office/drawing/2010/main" val="0"/>
+                        </a:ext>
+                      </a:extLst>
+                    </a:blip>
+                    <a:srcRect/>
+                    <a:stretch>
+                      <a:fillRect/>
+                    </a:stretch>
+                  </pic:blipFill>
+                  <pic:spPr bwMode="auto">
+                    <a:xfrm>
+                      <a:off x="0" y="0"/>
+                      <a:ext cx="4594860" cy="7216238"/>
+                    </a:xfrm>
+                    <a:prstGeom prst="rect">
+                      <a:avLst/>
+                    </a:prstGeom>
+                    <a:noFill/>
+                    <a:ln>
+                      <a:noFill/>
+                    </a:ln>
+                  </pic:spPr>
+                </pic:pic>
+              </a:graphicData>
+            </a:graphic>
+            <wp14:sizeRelH relativeFrom="page">
+              <wp14:pctWidth>0</wp14:pctWidth>
+            </wp14:sizeRelH>
+            <wp14:sizeRelV relativeFrom="page">
+              <wp14:pctHeight>0</wp14:pctHeight>
+            </wp14:sizeRelV>
+          </wp:anchor>
+        </w:drawing>
+      </w:r>
     </w:p>
     <w:p>
       <w:pPr>
@@ -15909,54 +16336,6 @@
     </w:p>
     <w:p>
       <w:pPr>
-        <w:spacing w:line="480" w:lineRule="auto"/>
-        <w:jc w:val="center"/>
-        <w:rPr>
-          <w:b/>
-          <w:sz w:val="24"/>
-          <w:szCs w:val="24"/>
-        </w:rPr>
-      </w:pPr>
-      <w:r>
-        <w:rPr>
-          <w:b/>
-          <w:sz w:val="24"/>
-          <w:szCs w:val="24"/>
-        </w:rPr>
-        <w:t>Figure 8</w:t>
-      </w:r>
-    </w:p>
-    <w:p>
-      <w:pPr>
-        <w:spacing w:line="480" w:lineRule="auto"/>
-        <w:jc w:val="center"/>
-        <w:rPr>
-          <w:b/>
-          <w:sz w:val="24"/>
-          <w:szCs w:val="24"/>
-        </w:rPr>
-      </w:pPr>
-      <w:r>
-        <w:rPr>
-          <w:b/>
-          <w:sz w:val="24"/>
-          <w:szCs w:val="24"/>
-        </w:rPr>
-        <w:t xml:space="preserve">Use Case Diagram </w:t>
-      </w:r>
-    </w:p>
-    <w:p>
-      <w:pPr>
-        <w:spacing w:line="480" w:lineRule="auto"/>
-        <w:rPr>
-          <w:b/>
-          <w:sz w:val="24"/>
-          <w:szCs w:val="24"/>
-        </w:rPr>
-      </w:pPr>
-    </w:p>
-    <w:p>
-      <w:pPr>
         <w:pBdr>
           <w:top w:val="nil"/>
           <w:left w:val="nil"/>
@@ -16299,21 +16678,64 @@
     </w:p>
     <w:p>
       <w:pPr>
+        <w:spacing w:after="0" w:line="480" w:lineRule="auto"/>
+        <w:jc w:val="center"/>
+        <w:rPr>
+          <w:rFonts w:ascii="Arial" w:hAnsi="Arial" w:cs="Arial"/>
+          <w:bCs/>
+          <w:sz w:val="24"/>
+          <w:szCs w:val="24"/>
+        </w:rPr>
+      </w:pPr>
+      <w:r>
+        <w:rPr>
+          <w:rFonts w:ascii="Arial" w:hAnsi="Arial" w:cs="Arial"/>
+          <w:bCs/>
+          <w:sz w:val="24"/>
+          <w:szCs w:val="24"/>
+        </w:rPr>
+        <w:t>Figure 8</w:t>
+      </w:r>
+    </w:p>
+    <w:p>
+      <w:pPr>
         <w:spacing w:line="480" w:lineRule="auto"/>
-        <w:rPr>
-          <w:rFonts w:ascii="Arial" w:eastAsia="Arial" w:hAnsi="Arial" w:cs="Arial"/>
-          <w:b/>
-          <w:sz w:val="24"/>
-          <w:szCs w:val="24"/>
-        </w:rPr>
-      </w:pPr>
-      <w:r>
-        <w:rPr>
-          <w:rFonts w:ascii="Arial" w:eastAsia="Arial" w:hAnsi="Arial" w:cs="Arial"/>
-          <w:b/>
-          <w:sz w:val="24"/>
-          <w:szCs w:val="24"/>
-        </w:rPr>
+        <w:jc w:val="center"/>
+        <w:rPr>
+          <w:rFonts w:ascii="Arial" w:hAnsi="Arial" w:cs="Arial"/>
+          <w:b/>
+          <w:sz w:val="24"/>
+          <w:szCs w:val="24"/>
+        </w:rPr>
+      </w:pPr>
+      <w:r>
+        <w:rPr>
+          <w:rFonts w:ascii="Arial" w:hAnsi="Arial" w:cs="Arial"/>
+          <w:b/>
+          <w:sz w:val="24"/>
+          <w:szCs w:val="24"/>
+        </w:rPr>
+        <w:t xml:space="preserve">Use Case Diagram </w:t>
+      </w:r>
+    </w:p>
+    <w:p>
+      <w:pPr>
+        <w:spacing w:line="480" w:lineRule="auto"/>
+        <w:rPr>
+          <w:rFonts w:ascii="Arial" w:eastAsia="Arial" w:hAnsi="Arial" w:cs="Arial"/>
+          <w:b/>
+          <w:sz w:val="24"/>
+          <w:szCs w:val="24"/>
+        </w:rPr>
+      </w:pPr>
+      <w:r>
+        <w:rPr>
+          <w:rFonts w:ascii="Arial" w:eastAsia="Arial" w:hAnsi="Arial" w:cs="Arial"/>
+          <w:b/>
+          <w:sz w:val="24"/>
+          <w:szCs w:val="24"/>
+        </w:rPr>
+        <w:lastRenderedPageBreak/>
         <w:t xml:space="preserve">Narrative </w:t>
       </w:r>
     </w:p>
@@ -16368,7 +16790,7 @@
       <w:sdtContent>
         <w:tbl>
           <w:tblPr>
-            <w:tblStyle w:val="a3"/>
+            <w:tblStyle w:val="4"/>
             <w:tblW w:w="9771" w:type="dxa"/>
             <w:tblBorders>
               <w:top w:val="single" w:sz="8" w:space="0" w:color="000000"/>
@@ -16389,7 +16811,6 @@
             <w:tc>
               <w:tcPr>
                 <w:tcW w:w="4101" w:type="dxa"/>
-                <w:shd w:val="clear" w:color="auto" w:fill="auto"/>
                 <w:tcMar>
                   <w:top w:w="100" w:type="dxa"/>
                   <w:left w:w="100" w:type="dxa"/>
@@ -16422,7 +16843,6 @@
             <w:tc>
               <w:tcPr>
                 <w:tcW w:w="5670" w:type="dxa"/>
-                <w:shd w:val="clear" w:color="auto" w:fill="auto"/>
                 <w:tcMar>
                   <w:top w:w="100" w:type="dxa"/>
                   <w:left w:w="100" w:type="dxa"/>
@@ -16460,7 +16880,6 @@
             <w:tc>
               <w:tcPr>
                 <w:tcW w:w="4101" w:type="dxa"/>
-                <w:shd w:val="clear" w:color="auto" w:fill="auto"/>
                 <w:tcMar>
                   <w:top w:w="100" w:type="dxa"/>
                   <w:left w:w="100" w:type="dxa"/>
@@ -16493,7 +16912,6 @@
             <w:tc>
               <w:tcPr>
                 <w:tcW w:w="5670" w:type="dxa"/>
-                <w:shd w:val="clear" w:color="auto" w:fill="auto"/>
                 <w:tcMar>
                   <w:top w:w="100" w:type="dxa"/>
                   <w:left w:w="100" w:type="dxa"/>
@@ -16531,7 +16949,6 @@
             <w:tc>
               <w:tcPr>
                 <w:tcW w:w="4101" w:type="dxa"/>
-                <w:shd w:val="clear" w:color="auto" w:fill="auto"/>
                 <w:tcMar>
                   <w:top w:w="100" w:type="dxa"/>
                   <w:left w:w="100" w:type="dxa"/>
@@ -16564,7 +16981,6 @@
             <w:tc>
               <w:tcPr>
                 <w:tcW w:w="5670" w:type="dxa"/>
-                <w:shd w:val="clear" w:color="auto" w:fill="auto"/>
                 <w:tcMar>
                   <w:top w:w="100" w:type="dxa"/>
                   <w:left w:w="100" w:type="dxa"/>
@@ -16602,7 +17018,6 @@
             <w:tc>
               <w:tcPr>
                 <w:tcW w:w="4101" w:type="dxa"/>
-                <w:shd w:val="clear" w:color="auto" w:fill="auto"/>
                 <w:tcMar>
                   <w:top w:w="100" w:type="dxa"/>
                   <w:left w:w="100" w:type="dxa"/>
@@ -16635,7 +17050,6 @@
             <w:tc>
               <w:tcPr>
                 <w:tcW w:w="5670" w:type="dxa"/>
-                <w:shd w:val="clear" w:color="auto" w:fill="auto"/>
                 <w:tcMar>
                   <w:top w:w="100" w:type="dxa"/>
                   <w:left w:w="100" w:type="dxa"/>
@@ -16673,7 +17087,6 @@
             <w:tc>
               <w:tcPr>
                 <w:tcW w:w="4101" w:type="dxa"/>
-                <w:shd w:val="clear" w:color="auto" w:fill="auto"/>
                 <w:tcMar>
                   <w:top w:w="100" w:type="dxa"/>
                   <w:left w:w="100" w:type="dxa"/>
@@ -16706,7 +17119,6 @@
             <w:tc>
               <w:tcPr>
                 <w:tcW w:w="5670" w:type="dxa"/>
-                <w:shd w:val="clear" w:color="auto" w:fill="auto"/>
                 <w:tcMar>
                   <w:top w:w="100" w:type="dxa"/>
                   <w:left w:w="100" w:type="dxa"/>
@@ -16744,7 +17156,6 @@
             <w:tc>
               <w:tcPr>
                 <w:tcW w:w="4101" w:type="dxa"/>
-                <w:shd w:val="clear" w:color="auto" w:fill="auto"/>
                 <w:tcMar>
                   <w:top w:w="100" w:type="dxa"/>
                   <w:left w:w="100" w:type="dxa"/>
@@ -16777,7 +17188,6 @@
             <w:tc>
               <w:tcPr>
                 <w:tcW w:w="5670" w:type="dxa"/>
-                <w:shd w:val="clear" w:color="auto" w:fill="auto"/>
                 <w:tcMar>
                   <w:top w:w="100" w:type="dxa"/>
                   <w:left w:w="100" w:type="dxa"/>
@@ -16815,7 +17225,6 @@
             <w:tc>
               <w:tcPr>
                 <w:tcW w:w="4101" w:type="dxa"/>
-                <w:shd w:val="clear" w:color="auto" w:fill="auto"/>
                 <w:tcMar>
                   <w:top w:w="100" w:type="dxa"/>
                   <w:left w:w="100" w:type="dxa"/>
@@ -16848,7 +17257,6 @@
             <w:tc>
               <w:tcPr>
                 <w:tcW w:w="5670" w:type="dxa"/>
-                <w:shd w:val="clear" w:color="auto" w:fill="auto"/>
                 <w:tcMar>
                   <w:top w:w="100" w:type="dxa"/>
                   <w:left w:w="100" w:type="dxa"/>
@@ -16893,7 +17301,7 @@
       <w:sdtContent>
         <w:tbl>
           <w:tblPr>
-            <w:tblStyle w:val="a4"/>
+            <w:tblStyle w:val="3"/>
             <w:tblpPr w:leftFromText="180" w:rightFromText="180" w:vertAnchor="text"/>
             <w:tblW w:w="9765" w:type="dxa"/>
             <w:tblBorders>
@@ -16919,7 +17327,6 @@
               <w:tcPr>
                 <w:tcW w:w="9765" w:type="dxa"/>
                 <w:gridSpan w:val="2"/>
-                <w:shd w:val="clear" w:color="auto" w:fill="auto"/>
                 <w:tcMar>
                   <w:top w:w="100" w:type="dxa"/>
                   <w:left w:w="100" w:type="dxa"/>
@@ -16958,7 +17365,6 @@
             <w:tc>
               <w:tcPr>
                 <w:tcW w:w="4950" w:type="dxa"/>
-                <w:shd w:val="clear" w:color="auto" w:fill="auto"/>
                 <w:tcMar>
                   <w:top w:w="100" w:type="dxa"/>
                   <w:left w:w="100" w:type="dxa"/>
@@ -16992,7 +17398,6 @@
             <w:tc>
               <w:tcPr>
                 <w:tcW w:w="4815" w:type="dxa"/>
-                <w:shd w:val="clear" w:color="auto" w:fill="auto"/>
                 <w:tcMar>
                   <w:top w:w="100" w:type="dxa"/>
                   <w:left w:w="100" w:type="dxa"/>
@@ -17031,7 +17436,6 @@
             <w:tc>
               <w:tcPr>
                 <w:tcW w:w="4950" w:type="dxa"/>
-                <w:shd w:val="clear" w:color="auto" w:fill="auto"/>
                 <w:tcMar>
                   <w:top w:w="100" w:type="dxa"/>
                   <w:left w:w="100" w:type="dxa"/>
@@ -17061,7 +17465,6 @@
                     <w:sz w:val="24"/>
                     <w:szCs w:val="24"/>
                   </w:rPr>
-                  <w:lastRenderedPageBreak/>
                   <w:t>Visit Website</w:t>
                 </w:r>
               </w:p>
@@ -17069,7 +17472,6 @@
             <w:tc>
               <w:tcPr>
                 <w:tcW w:w="4815" w:type="dxa"/>
-                <w:shd w:val="clear" w:color="auto" w:fill="auto"/>
                 <w:tcMar>
                   <w:top w:w="100" w:type="dxa"/>
                   <w:left w:w="100" w:type="dxa"/>
@@ -17111,7 +17513,6 @@
             <w:tc>
               <w:tcPr>
                 <w:tcW w:w="4950" w:type="dxa"/>
-                <w:shd w:val="clear" w:color="auto" w:fill="auto"/>
                 <w:tcMar>
                   <w:top w:w="100" w:type="dxa"/>
                   <w:left w:w="100" w:type="dxa"/>
@@ -17148,7 +17549,6 @@
             <w:tc>
               <w:tcPr>
                 <w:tcW w:w="4815" w:type="dxa"/>
-                <w:shd w:val="clear" w:color="auto" w:fill="auto"/>
                 <w:tcMar>
                   <w:top w:w="100" w:type="dxa"/>
                   <w:left w:w="100" w:type="dxa"/>
@@ -17190,7 +17590,6 @@
             <w:tc>
               <w:tcPr>
                 <w:tcW w:w="4950" w:type="dxa"/>
-                <w:shd w:val="clear" w:color="auto" w:fill="auto"/>
                 <w:tcMar>
                   <w:top w:w="100" w:type="dxa"/>
                   <w:left w:w="100" w:type="dxa"/>
@@ -17220,6 +17619,7 @@
                     <w:sz w:val="24"/>
                     <w:szCs w:val="24"/>
                   </w:rPr>
+                  <w:lastRenderedPageBreak/>
                   <w:t>Enter Username and Password</w:t>
                 </w:r>
               </w:p>
@@ -17227,7 +17627,6 @@
             <w:tc>
               <w:tcPr>
                 <w:tcW w:w="4815" w:type="dxa"/>
-                <w:shd w:val="clear" w:color="auto" w:fill="auto"/>
                 <w:tcMar>
                   <w:top w:w="100" w:type="dxa"/>
                   <w:left w:w="100" w:type="dxa"/>
@@ -17270,7 +17669,6 @@
               <w:tcPr>
                 <w:tcW w:w="9765" w:type="dxa"/>
                 <w:gridSpan w:val="2"/>
-                <w:shd w:val="clear" w:color="auto" w:fill="auto"/>
                 <w:tcMar>
                   <w:top w:w="100" w:type="dxa"/>
                   <w:left w:w="100" w:type="dxa"/>
@@ -17309,7 +17707,6 @@
             <w:tc>
               <w:tcPr>
                 <w:tcW w:w="4950" w:type="dxa"/>
-                <w:shd w:val="clear" w:color="auto" w:fill="auto"/>
                 <w:tcMar>
                   <w:top w:w="100" w:type="dxa"/>
                   <w:left w:w="100" w:type="dxa"/>
@@ -17342,7 +17739,6 @@
             <w:tc>
               <w:tcPr>
                 <w:tcW w:w="4815" w:type="dxa"/>
-                <w:shd w:val="clear" w:color="auto" w:fill="auto"/>
                 <w:tcMar>
                   <w:top w:w="100" w:type="dxa"/>
                   <w:left w:w="100" w:type="dxa"/>
@@ -17380,7 +17776,6 @@
             <w:tc>
               <w:tcPr>
                 <w:tcW w:w="4950" w:type="dxa"/>
-                <w:shd w:val="clear" w:color="auto" w:fill="auto"/>
                 <w:tcMar>
                   <w:top w:w="100" w:type="dxa"/>
                   <w:left w:w="100" w:type="dxa"/>
@@ -17413,7 +17808,6 @@
             <w:tc>
               <w:tcPr>
                 <w:tcW w:w="4815" w:type="dxa"/>
-                <w:shd w:val="clear" w:color="auto" w:fill="auto"/>
                 <w:tcMar>
                   <w:top w:w="100" w:type="dxa"/>
                   <w:left w:w="100" w:type="dxa"/>
@@ -17546,7 +17940,7 @@
       <w:sdtContent>
         <w:tbl>
           <w:tblPr>
-            <w:tblStyle w:val="a5"/>
+            <w:tblStyle w:val="2"/>
             <w:tblW w:w="9629" w:type="dxa"/>
             <w:tblBorders>
               <w:top w:val="single" w:sz="8" w:space="0" w:color="000000"/>
@@ -17570,7 +17964,6 @@
             <w:tc>
               <w:tcPr>
                 <w:tcW w:w="4668" w:type="dxa"/>
-                <w:shd w:val="clear" w:color="auto" w:fill="auto"/>
                 <w:tcMar>
                   <w:top w:w="100" w:type="dxa"/>
                   <w:left w:w="100" w:type="dxa"/>
@@ -17603,7 +17996,6 @@
             <w:tc>
               <w:tcPr>
                 <w:tcW w:w="4961" w:type="dxa"/>
-                <w:shd w:val="clear" w:color="auto" w:fill="auto"/>
                 <w:tcMar>
                   <w:top w:w="100" w:type="dxa"/>
                   <w:left w:w="100" w:type="dxa"/>
@@ -17641,7 +18033,6 @@
             <w:tc>
               <w:tcPr>
                 <w:tcW w:w="4668" w:type="dxa"/>
-                <w:shd w:val="clear" w:color="auto" w:fill="auto"/>
                 <w:tcMar>
                   <w:top w:w="100" w:type="dxa"/>
                   <w:left w:w="100" w:type="dxa"/>
@@ -17674,7 +18065,6 @@
             <w:tc>
               <w:tcPr>
                 <w:tcW w:w="4961" w:type="dxa"/>
-                <w:shd w:val="clear" w:color="auto" w:fill="auto"/>
                 <w:tcMar>
                   <w:top w:w="100" w:type="dxa"/>
                   <w:left w:w="100" w:type="dxa"/>
@@ -17712,7 +18102,6 @@
             <w:tc>
               <w:tcPr>
                 <w:tcW w:w="4668" w:type="dxa"/>
-                <w:shd w:val="clear" w:color="auto" w:fill="auto"/>
                 <w:tcMar>
                   <w:top w:w="100" w:type="dxa"/>
                   <w:left w:w="100" w:type="dxa"/>
@@ -17745,7 +18134,6 @@
             <w:tc>
               <w:tcPr>
                 <w:tcW w:w="4961" w:type="dxa"/>
-                <w:shd w:val="clear" w:color="auto" w:fill="auto"/>
                 <w:tcMar>
                   <w:top w:w="100" w:type="dxa"/>
                   <w:left w:w="100" w:type="dxa"/>
@@ -17783,7 +18171,6 @@
             <w:tc>
               <w:tcPr>
                 <w:tcW w:w="4668" w:type="dxa"/>
-                <w:shd w:val="clear" w:color="auto" w:fill="auto"/>
                 <w:tcMar>
                   <w:top w:w="100" w:type="dxa"/>
                   <w:left w:w="100" w:type="dxa"/>
@@ -17809,7 +18196,6 @@
                     <w:sz w:val="24"/>
                     <w:szCs w:val="24"/>
                   </w:rPr>
-                  <w:lastRenderedPageBreak/>
                   <w:t>Purpose:</w:t>
                 </w:r>
               </w:p>
@@ -17817,7 +18203,6 @@
             <w:tc>
               <w:tcPr>
                 <w:tcW w:w="4961" w:type="dxa"/>
-                <w:shd w:val="clear" w:color="auto" w:fill="auto"/>
                 <w:tcMar>
                   <w:top w:w="100" w:type="dxa"/>
                   <w:left w:w="100" w:type="dxa"/>
@@ -17855,7 +18240,6 @@
             <w:tc>
               <w:tcPr>
                 <w:tcW w:w="4668" w:type="dxa"/>
-                <w:shd w:val="clear" w:color="auto" w:fill="auto"/>
                 <w:tcMar>
                   <w:top w:w="100" w:type="dxa"/>
                   <w:left w:w="100" w:type="dxa"/>
@@ -17888,7 +18272,6 @@
             <w:tc>
               <w:tcPr>
                 <w:tcW w:w="4961" w:type="dxa"/>
-                <w:shd w:val="clear" w:color="auto" w:fill="auto"/>
                 <w:tcMar>
                   <w:top w:w="100" w:type="dxa"/>
                   <w:left w:w="100" w:type="dxa"/>
@@ -17926,7 +18309,6 @@
             <w:tc>
               <w:tcPr>
                 <w:tcW w:w="4668" w:type="dxa"/>
-                <w:shd w:val="clear" w:color="auto" w:fill="auto"/>
                 <w:tcMar>
                   <w:top w:w="100" w:type="dxa"/>
                   <w:left w:w="100" w:type="dxa"/>
@@ -17952,6 +18334,7 @@
                     <w:sz w:val="24"/>
                     <w:szCs w:val="24"/>
                   </w:rPr>
+                  <w:lastRenderedPageBreak/>
                   <w:t>Post-Condition</w:t>
                 </w:r>
               </w:p>
@@ -17959,7 +18342,6 @@
             <w:tc>
               <w:tcPr>
                 <w:tcW w:w="4961" w:type="dxa"/>
-                <w:shd w:val="clear" w:color="auto" w:fill="auto"/>
                 <w:tcMar>
                   <w:top w:w="100" w:type="dxa"/>
                   <w:left w:w="100" w:type="dxa"/>
@@ -17997,7 +18379,6 @@
             <w:tc>
               <w:tcPr>
                 <w:tcW w:w="4668" w:type="dxa"/>
-                <w:shd w:val="clear" w:color="auto" w:fill="auto"/>
                 <w:tcMar>
                   <w:top w:w="100" w:type="dxa"/>
                   <w:left w:w="100" w:type="dxa"/>
@@ -18030,7 +18411,6 @@
             <w:tc>
               <w:tcPr>
                 <w:tcW w:w="4961" w:type="dxa"/>
-                <w:shd w:val="clear" w:color="auto" w:fill="auto"/>
                 <w:tcMar>
                   <w:top w:w="100" w:type="dxa"/>
                   <w:left w:w="100" w:type="dxa"/>
@@ -18075,7 +18455,7 @@
       <w:sdtContent>
         <w:tbl>
           <w:tblPr>
-            <w:tblStyle w:val="a6"/>
+            <w:tblStyle w:val="1"/>
             <w:tblW w:w="9629" w:type="dxa"/>
             <w:tblBorders>
               <w:top w:val="single" w:sz="8" w:space="0" w:color="000000"/>
@@ -18100,7 +18480,6 @@
               <w:tcPr>
                 <w:tcW w:w="9629" w:type="dxa"/>
                 <w:gridSpan w:val="2"/>
-                <w:shd w:val="clear" w:color="auto" w:fill="auto"/>
                 <w:tcMar>
                   <w:top w:w="100" w:type="dxa"/>
                   <w:left w:w="100" w:type="dxa"/>
@@ -18139,7 +18518,6 @@
             <w:tc>
               <w:tcPr>
                 <w:tcW w:w="4668" w:type="dxa"/>
-                <w:shd w:val="clear" w:color="auto" w:fill="auto"/>
                 <w:tcMar>
                   <w:top w:w="100" w:type="dxa"/>
                   <w:left w:w="100" w:type="dxa"/>
@@ -18173,7 +18551,6 @@
             <w:tc>
               <w:tcPr>
                 <w:tcW w:w="4961" w:type="dxa"/>
-                <w:shd w:val="clear" w:color="auto" w:fill="auto"/>
                 <w:tcMar>
                   <w:top w:w="100" w:type="dxa"/>
                   <w:left w:w="100" w:type="dxa"/>
@@ -18212,7 +18589,6 @@
             <w:tc>
               <w:tcPr>
                 <w:tcW w:w="4668" w:type="dxa"/>
-                <w:shd w:val="clear" w:color="auto" w:fill="auto"/>
                 <w:tcMar>
                   <w:top w:w="100" w:type="dxa"/>
                   <w:left w:w="100" w:type="dxa"/>
@@ -18249,7 +18625,6 @@
             <w:tc>
               <w:tcPr>
                 <w:tcW w:w="4961" w:type="dxa"/>
-                <w:shd w:val="clear" w:color="auto" w:fill="auto"/>
                 <w:tcMar>
                   <w:top w:w="100" w:type="dxa"/>
                   <w:left w:w="100" w:type="dxa"/>
@@ -18291,7 +18666,6 @@
             <w:tc>
               <w:tcPr>
                 <w:tcW w:w="4668" w:type="dxa"/>
-                <w:shd w:val="clear" w:color="auto" w:fill="auto"/>
                 <w:tcMar>
                   <w:top w:w="100" w:type="dxa"/>
                   <w:left w:w="100" w:type="dxa"/>
@@ -18328,7 +18702,6 @@
             <w:tc>
               <w:tcPr>
                 <w:tcW w:w="4961" w:type="dxa"/>
-                <w:shd w:val="clear" w:color="auto" w:fill="auto"/>
                 <w:tcMar>
                   <w:top w:w="100" w:type="dxa"/>
                   <w:left w:w="100" w:type="dxa"/>
@@ -18370,7 +18743,6 @@
             <w:tc>
               <w:tcPr>
                 <w:tcW w:w="4668" w:type="dxa"/>
-                <w:shd w:val="clear" w:color="auto" w:fill="auto"/>
                 <w:tcMar>
                   <w:top w:w="100" w:type="dxa"/>
                   <w:left w:w="100" w:type="dxa"/>
@@ -18407,7 +18779,6 @@
             <w:tc>
               <w:tcPr>
                 <w:tcW w:w="4961" w:type="dxa"/>
-                <w:shd w:val="clear" w:color="auto" w:fill="auto"/>
                 <w:tcMar>
                   <w:top w:w="100" w:type="dxa"/>
                   <w:left w:w="100" w:type="dxa"/>
@@ -18450,7 +18821,6 @@
               <w:tcPr>
                 <w:tcW w:w="9629" w:type="dxa"/>
                 <w:gridSpan w:val="2"/>
-                <w:shd w:val="clear" w:color="auto" w:fill="auto"/>
                 <w:tcMar>
                   <w:top w:w="100" w:type="dxa"/>
                   <w:left w:w="100" w:type="dxa"/>
@@ -18489,7 +18859,6 @@
             <w:tc>
               <w:tcPr>
                 <w:tcW w:w="4668" w:type="dxa"/>
-                <w:shd w:val="clear" w:color="auto" w:fill="auto"/>
                 <w:tcMar>
                   <w:top w:w="100" w:type="dxa"/>
                   <w:left w:w="100" w:type="dxa"/>
@@ -18522,7 +18891,6 @@
             <w:tc>
               <w:tcPr>
                 <w:tcW w:w="4961" w:type="dxa"/>
-                <w:shd w:val="clear" w:color="auto" w:fill="auto"/>
                 <w:tcMar>
                   <w:top w:w="100" w:type="dxa"/>
                   <w:left w:w="100" w:type="dxa"/>
@@ -18560,7 +18928,6 @@
             <w:tc>
               <w:tcPr>
                 <w:tcW w:w="4668" w:type="dxa"/>
-                <w:shd w:val="clear" w:color="auto" w:fill="auto"/>
                 <w:tcMar>
                   <w:top w:w="100" w:type="dxa"/>
                   <w:left w:w="100" w:type="dxa"/>
@@ -18593,7 +18960,6 @@
             <w:tc>
               <w:tcPr>
                 <w:tcW w:w="4961" w:type="dxa"/>
-                <w:shd w:val="clear" w:color="auto" w:fill="auto"/>
                 <w:tcMar>
                   <w:top w:w="100" w:type="dxa"/>
                   <w:left w:w="100" w:type="dxa"/>
@@ -18698,7 +19064,6 @@
         <w:tc>
           <w:tcPr>
             <w:tcW w:w="4590" w:type="dxa"/>
-            <w:shd w:val="clear" w:color="auto" w:fill="auto"/>
             <w:tcMar>
               <w:top w:w="100" w:type="dxa"/>
               <w:left w:w="100" w:type="dxa"/>
@@ -18722,7 +19087,6 @@
                 <w:sz w:val="24"/>
                 <w:szCs w:val="24"/>
               </w:rPr>
-              <w:lastRenderedPageBreak/>
               <w:t>Use Case:</w:t>
             </w:r>
           </w:p>
@@ -18730,7 +19094,6 @@
         <w:tc>
           <w:tcPr>
             <w:tcW w:w="4590" w:type="dxa"/>
-            <w:shd w:val="clear" w:color="auto" w:fill="auto"/>
             <w:tcMar>
               <w:top w:w="100" w:type="dxa"/>
               <w:left w:w="100" w:type="dxa"/>
@@ -18754,15 +19117,7 @@
                 <w:sz w:val="24"/>
                 <w:szCs w:val="24"/>
               </w:rPr>
-              <w:t xml:space="preserve">FOR </w:t>
-            </w:r>
-            <w:r>
-              <w:rPr>
-                <w:b/>
-                <w:sz w:val="24"/>
-                <w:szCs w:val="24"/>
-              </w:rPr>
-              <w:t>BOOKS</w:t>
+              <w:t>FOR BOOKS</w:t>
             </w:r>
           </w:p>
         </w:tc>
@@ -18774,7 +19129,6 @@
         <w:tc>
           <w:tcPr>
             <w:tcW w:w="4590" w:type="dxa"/>
-            <w:shd w:val="clear" w:color="auto" w:fill="auto"/>
             <w:tcMar>
               <w:top w:w="100" w:type="dxa"/>
               <w:left w:w="100" w:type="dxa"/>
@@ -18805,7 +19159,6 @@
         <w:tc>
           <w:tcPr>
             <w:tcW w:w="4590" w:type="dxa"/>
-            <w:shd w:val="clear" w:color="auto" w:fill="auto"/>
             <w:tcMar>
               <w:top w:w="100" w:type="dxa"/>
               <w:left w:w="100" w:type="dxa"/>
@@ -18841,7 +19194,6 @@
         <w:tc>
           <w:tcPr>
             <w:tcW w:w="4590" w:type="dxa"/>
-            <w:shd w:val="clear" w:color="auto" w:fill="auto"/>
             <w:tcMar>
               <w:top w:w="100" w:type="dxa"/>
               <w:left w:w="100" w:type="dxa"/>
@@ -18872,7 +19224,6 @@
         <w:tc>
           <w:tcPr>
             <w:tcW w:w="4590" w:type="dxa"/>
-            <w:shd w:val="clear" w:color="auto" w:fill="auto"/>
             <w:tcMar>
               <w:top w:w="100" w:type="dxa"/>
               <w:left w:w="100" w:type="dxa"/>
@@ -18908,7 +19259,6 @@
         <w:tc>
           <w:tcPr>
             <w:tcW w:w="4590" w:type="dxa"/>
-            <w:shd w:val="clear" w:color="auto" w:fill="auto"/>
             <w:tcMar>
               <w:top w:w="100" w:type="dxa"/>
               <w:left w:w="100" w:type="dxa"/>
@@ -18932,6 +19282,7 @@
                 <w:sz w:val="24"/>
                 <w:szCs w:val="24"/>
               </w:rPr>
+              <w:lastRenderedPageBreak/>
               <w:t>Purpose:</w:t>
             </w:r>
           </w:p>
@@ -18939,7 +19290,6 @@
         <w:tc>
           <w:tcPr>
             <w:tcW w:w="4590" w:type="dxa"/>
-            <w:shd w:val="clear" w:color="auto" w:fill="auto"/>
             <w:tcMar>
               <w:top w:w="100" w:type="dxa"/>
               <w:left w:w="100" w:type="dxa"/>
@@ -18999,7 +19349,6 @@
         <w:tc>
           <w:tcPr>
             <w:tcW w:w="4590" w:type="dxa"/>
-            <w:shd w:val="clear" w:color="auto" w:fill="auto"/>
             <w:tcMar>
               <w:top w:w="100" w:type="dxa"/>
               <w:left w:w="100" w:type="dxa"/>
@@ -19030,7 +19379,6 @@
         <w:tc>
           <w:tcPr>
             <w:tcW w:w="4590" w:type="dxa"/>
-            <w:shd w:val="clear" w:color="auto" w:fill="auto"/>
             <w:tcMar>
               <w:top w:w="100" w:type="dxa"/>
               <w:left w:w="100" w:type="dxa"/>
@@ -19066,7 +19414,6 @@
         <w:tc>
           <w:tcPr>
             <w:tcW w:w="4590" w:type="dxa"/>
-            <w:shd w:val="clear" w:color="auto" w:fill="auto"/>
             <w:tcMar>
               <w:top w:w="100" w:type="dxa"/>
               <w:left w:w="100" w:type="dxa"/>
@@ -19097,7 +19444,6 @@
         <w:tc>
           <w:tcPr>
             <w:tcW w:w="4590" w:type="dxa"/>
-            <w:shd w:val="clear" w:color="auto" w:fill="auto"/>
             <w:tcMar>
               <w:top w:w="100" w:type="dxa"/>
               <w:left w:w="100" w:type="dxa"/>
@@ -19149,7 +19495,6 @@
         <w:tc>
           <w:tcPr>
             <w:tcW w:w="4590" w:type="dxa"/>
-            <w:shd w:val="clear" w:color="auto" w:fill="auto"/>
             <w:tcMar>
               <w:top w:w="100" w:type="dxa"/>
               <w:left w:w="100" w:type="dxa"/>
@@ -19180,7 +19525,6 @@
         <w:tc>
           <w:tcPr>
             <w:tcW w:w="4590" w:type="dxa"/>
-            <w:shd w:val="clear" w:color="auto" w:fill="auto"/>
             <w:tcMar>
               <w:top w:w="100" w:type="dxa"/>
               <w:left w:w="100" w:type="dxa"/>
@@ -19246,7 +19590,6 @@
           <w:tcPr>
             <w:tcW w:w="9180" w:type="dxa"/>
             <w:gridSpan w:val="2"/>
-            <w:shd w:val="clear" w:color="auto" w:fill="auto"/>
             <w:tcMar>
               <w:top w:w="100" w:type="dxa"/>
               <w:left w:w="100" w:type="dxa"/>
@@ -19280,7 +19623,6 @@
         <w:tc>
           <w:tcPr>
             <w:tcW w:w="4590" w:type="dxa"/>
-            <w:shd w:val="clear" w:color="auto" w:fill="auto"/>
             <w:tcMar>
               <w:top w:w="100" w:type="dxa"/>
               <w:left w:w="100" w:type="dxa"/>
@@ -19312,7 +19654,6 @@
         <w:tc>
           <w:tcPr>
             <w:tcW w:w="4590" w:type="dxa"/>
-            <w:shd w:val="clear" w:color="auto" w:fill="auto"/>
             <w:tcMar>
               <w:top w:w="100" w:type="dxa"/>
               <w:left w:w="100" w:type="dxa"/>
@@ -19349,7 +19690,6 @@
         <w:tc>
           <w:tcPr>
             <w:tcW w:w="4590" w:type="dxa"/>
-            <w:shd w:val="clear" w:color="auto" w:fill="auto"/>
             <w:tcMar>
               <w:top w:w="100" w:type="dxa"/>
               <w:left w:w="100" w:type="dxa"/>
@@ -19384,7 +19724,6 @@
         <w:tc>
           <w:tcPr>
             <w:tcW w:w="4590" w:type="dxa"/>
-            <w:shd w:val="clear" w:color="auto" w:fill="auto"/>
             <w:tcMar>
               <w:top w:w="100" w:type="dxa"/>
               <w:left w:w="100" w:type="dxa"/>
@@ -19424,7 +19763,6 @@
         <w:tc>
           <w:tcPr>
             <w:tcW w:w="4590" w:type="dxa"/>
-            <w:shd w:val="clear" w:color="auto" w:fill="auto"/>
             <w:tcMar>
               <w:top w:w="100" w:type="dxa"/>
               <w:left w:w="100" w:type="dxa"/>
@@ -19459,7 +19797,6 @@
         <w:tc>
           <w:tcPr>
             <w:tcW w:w="4590" w:type="dxa"/>
-            <w:shd w:val="clear" w:color="auto" w:fill="auto"/>
             <w:tcMar>
               <w:top w:w="100" w:type="dxa"/>
               <w:left w:w="100" w:type="dxa"/>
@@ -19499,7 +19836,6 @@
         <w:tc>
           <w:tcPr>
             <w:tcW w:w="4590" w:type="dxa"/>
-            <w:shd w:val="clear" w:color="auto" w:fill="auto"/>
             <w:tcMar>
               <w:top w:w="100" w:type="dxa"/>
               <w:left w:w="100" w:type="dxa"/>
@@ -19534,7 +19870,6 @@
         <w:tc>
           <w:tcPr>
             <w:tcW w:w="4590" w:type="dxa"/>
-            <w:shd w:val="clear" w:color="auto" w:fill="auto"/>
             <w:tcMar>
               <w:top w:w="100" w:type="dxa"/>
               <w:left w:w="100" w:type="dxa"/>
@@ -19575,7 +19910,6 @@
           <w:tcPr>
             <w:tcW w:w="9180" w:type="dxa"/>
             <w:gridSpan w:val="2"/>
-            <w:shd w:val="clear" w:color="auto" w:fill="auto"/>
             <w:tcMar>
               <w:top w:w="100" w:type="dxa"/>
               <w:left w:w="100" w:type="dxa"/>
@@ -19612,7 +19946,6 @@
         <w:tc>
           <w:tcPr>
             <w:tcW w:w="4590" w:type="dxa"/>
-            <w:shd w:val="clear" w:color="auto" w:fill="auto"/>
             <w:tcMar>
               <w:top w:w="100" w:type="dxa"/>
               <w:left w:w="100" w:type="dxa"/>
@@ -19644,7 +19977,6 @@
         <w:tc>
           <w:tcPr>
             <w:tcW w:w="4590" w:type="dxa"/>
-            <w:shd w:val="clear" w:color="auto" w:fill="auto"/>
             <w:tcMar>
               <w:top w:w="100" w:type="dxa"/>
               <w:left w:w="100" w:type="dxa"/>
@@ -19691,7 +20023,6 @@
         <w:tc>
           <w:tcPr>
             <w:tcW w:w="4590" w:type="dxa"/>
-            <w:shd w:val="clear" w:color="auto" w:fill="auto"/>
             <w:tcMar>
               <w:top w:w="100" w:type="dxa"/>
               <w:left w:w="100" w:type="dxa"/>
@@ -19722,7 +20053,6 @@
         <w:tc>
           <w:tcPr>
             <w:tcW w:w="4590" w:type="dxa"/>
-            <w:shd w:val="clear" w:color="auto" w:fill="auto"/>
             <w:tcMar>
               <w:top w:w="100" w:type="dxa"/>
               <w:left w:w="100" w:type="dxa"/>
@@ -19811,14 +20141,6 @@
           <w:szCs w:val="24"/>
         </w:rPr>
       </w:pPr>
-      <w:r>
-        <w:rPr>
-          <w:b/>
-          <w:sz w:val="24"/>
-          <w:szCs w:val="24"/>
-        </w:rPr>
-        <w:t>Figure 9</w:t>
-      </w:r>
     </w:p>
     <w:p>
       <w:pPr>
@@ -19830,8 +20152,185 @@
           <w:szCs w:val="24"/>
         </w:rPr>
       </w:pPr>
-      <w:r>
-        <w:rPr>
+    </w:p>
+    <w:p>
+      <w:pPr>
+        <w:spacing w:line="480" w:lineRule="auto"/>
+        <w:jc w:val="center"/>
+        <w:rPr>
+          <w:b/>
+          <w:sz w:val="24"/>
+          <w:szCs w:val="24"/>
+        </w:rPr>
+      </w:pPr>
+    </w:p>
+    <w:p>
+      <w:pPr>
+        <w:spacing w:line="480" w:lineRule="auto"/>
+        <w:jc w:val="center"/>
+        <w:rPr>
+          <w:b/>
+          <w:sz w:val="24"/>
+          <w:szCs w:val="24"/>
+        </w:rPr>
+      </w:pPr>
+    </w:p>
+    <w:p>
+      <w:pPr>
+        <w:spacing w:line="480" w:lineRule="auto"/>
+        <w:jc w:val="center"/>
+        <w:rPr>
+          <w:b/>
+          <w:sz w:val="24"/>
+          <w:szCs w:val="24"/>
+        </w:rPr>
+      </w:pPr>
+    </w:p>
+    <w:p>
+      <w:pPr>
+        <w:spacing w:line="480" w:lineRule="auto"/>
+        <w:jc w:val="center"/>
+        <w:rPr>
+          <w:b/>
+          <w:sz w:val="24"/>
+          <w:szCs w:val="24"/>
+        </w:rPr>
+      </w:pPr>
+    </w:p>
+    <w:p>
+      <w:pPr>
+        <w:spacing w:line="480" w:lineRule="auto"/>
+        <w:jc w:val="center"/>
+        <w:rPr>
+          <w:b/>
+          <w:sz w:val="24"/>
+          <w:szCs w:val="24"/>
+        </w:rPr>
+      </w:pPr>
+    </w:p>
+    <w:p>
+      <w:pPr>
+        <w:spacing w:line="480" w:lineRule="auto"/>
+        <w:jc w:val="center"/>
+        <w:rPr>
+          <w:b/>
+          <w:sz w:val="24"/>
+          <w:szCs w:val="24"/>
+        </w:rPr>
+      </w:pPr>
+    </w:p>
+    <w:p>
+      <w:pPr>
+        <w:spacing w:line="480" w:lineRule="auto"/>
+        <w:jc w:val="center"/>
+        <w:rPr>
+          <w:b/>
+          <w:sz w:val="24"/>
+          <w:szCs w:val="24"/>
+        </w:rPr>
+      </w:pPr>
+    </w:p>
+    <w:p>
+      <w:pPr>
+        <w:spacing w:line="480" w:lineRule="auto"/>
+        <w:jc w:val="center"/>
+        <w:rPr>
+          <w:b/>
+          <w:sz w:val="24"/>
+          <w:szCs w:val="24"/>
+        </w:rPr>
+      </w:pPr>
+    </w:p>
+    <w:p>
+      <w:pPr>
+        <w:spacing w:line="480" w:lineRule="auto"/>
+        <w:jc w:val="center"/>
+        <w:rPr>
+          <w:b/>
+          <w:sz w:val="24"/>
+          <w:szCs w:val="24"/>
+        </w:rPr>
+      </w:pPr>
+    </w:p>
+    <w:p>
+      <w:pPr>
+        <w:spacing w:line="480" w:lineRule="auto"/>
+        <w:jc w:val="center"/>
+        <w:rPr>
+          <w:b/>
+          <w:sz w:val="24"/>
+          <w:szCs w:val="24"/>
+        </w:rPr>
+      </w:pPr>
+    </w:p>
+    <w:p>
+      <w:pPr>
+        <w:spacing w:line="480" w:lineRule="auto"/>
+        <w:jc w:val="center"/>
+        <w:rPr>
+          <w:b/>
+          <w:sz w:val="24"/>
+          <w:szCs w:val="24"/>
+        </w:rPr>
+      </w:pPr>
+    </w:p>
+    <w:p>
+      <w:pPr>
+        <w:spacing w:line="480" w:lineRule="auto"/>
+        <w:jc w:val="center"/>
+        <w:rPr>
+          <w:b/>
+          <w:sz w:val="24"/>
+          <w:szCs w:val="24"/>
+        </w:rPr>
+      </w:pPr>
+    </w:p>
+    <w:p>
+      <w:pPr>
+        <w:spacing w:line="480" w:lineRule="auto"/>
+        <w:jc w:val="center"/>
+        <w:rPr>
+          <w:b/>
+          <w:sz w:val="24"/>
+          <w:szCs w:val="24"/>
+        </w:rPr>
+      </w:pPr>
+    </w:p>
+    <w:p>
+      <w:pPr>
+        <w:spacing w:after="0" w:line="480" w:lineRule="auto"/>
+        <w:jc w:val="center"/>
+        <w:rPr>
+          <w:rFonts w:ascii="Arial" w:hAnsi="Arial" w:cs="Arial"/>
+          <w:bCs/>
+          <w:sz w:val="24"/>
+          <w:szCs w:val="24"/>
+        </w:rPr>
+      </w:pPr>
+      <w:r>
+        <w:rPr>
+          <w:rFonts w:ascii="Arial" w:hAnsi="Arial" w:cs="Arial"/>
+          <w:bCs/>
+          <w:sz w:val="24"/>
+          <w:szCs w:val="24"/>
+        </w:rPr>
+        <w:t>Figure 9</w:t>
+      </w:r>
+    </w:p>
+    <w:p>
+      <w:pPr>
+        <w:spacing w:after="0" w:line="480" w:lineRule="auto"/>
+        <w:jc w:val="center"/>
+        <w:rPr>
+          <w:rFonts w:ascii="Arial" w:hAnsi="Arial" w:cs="Arial"/>
+          <w:b/>
+          <w:sz w:val="24"/>
+          <w:szCs w:val="24"/>
+        </w:rPr>
+      </w:pPr>
+      <w:r>
+        <w:rPr>
+          <w:rFonts w:ascii="Arial" w:hAnsi="Arial" w:cs="Arial"/>
           <w:b/>
           <w:sz w:val="24"/>
           <w:szCs w:val="24"/>
@@ -19913,44 +20412,6 @@
     </w:p>
     <w:p>
       <w:pPr>
-        <w:spacing w:line="480" w:lineRule="auto"/>
-        <w:jc w:val="center"/>
-        <w:rPr>
-          <w:b/>
-          <w:sz w:val="24"/>
-          <w:szCs w:val="24"/>
-        </w:rPr>
-      </w:pPr>
-      <w:r>
-        <w:rPr>
-          <w:b/>
-          <w:sz w:val="24"/>
-          <w:szCs w:val="24"/>
-        </w:rPr>
-        <w:t>Figure 10</w:t>
-      </w:r>
-    </w:p>
-    <w:p>
-      <w:pPr>
-        <w:spacing w:line="480" w:lineRule="auto"/>
-        <w:jc w:val="center"/>
-        <w:rPr>
-          <w:b/>
-          <w:sz w:val="24"/>
-          <w:szCs w:val="24"/>
-        </w:rPr>
-      </w:pPr>
-      <w:r>
-        <w:rPr>
-          <w:b/>
-          <w:sz w:val="24"/>
-          <w:szCs w:val="24"/>
-        </w:rPr>
-        <w:t>State Chart Diagram</w:t>
-      </w:r>
-    </w:p>
-    <w:p>
-      <w:pPr>
         <w:pBdr>
           <w:top w:val="nil"/>
           <w:left w:val="nil"/>
@@ -20203,24 +20664,6 @@
     </w:p>
     <w:p>
       <w:pPr>
-        <w:spacing w:after="240" w:line="480" w:lineRule="auto"/>
-        <w:rPr>
-          <w:b/>
-          <w:sz w:val="24"/>
-          <w:szCs w:val="24"/>
-        </w:rPr>
-      </w:pPr>
-      <w:r>
-        <w:rPr>
-          <w:b/>
-          <w:sz w:val="24"/>
-          <w:szCs w:val="24"/>
-        </w:rPr>
-        <w:t xml:space="preserve">Design </w:t>
-      </w:r>
-    </w:p>
-    <w:p>
-      <w:pPr>
         <w:pBdr>
           <w:top w:val="nil"/>
           <w:left w:val="nil"/>
@@ -20286,58 +20729,74 @@
         <w:jc w:val="both"/>
         <w:rPr>
           <w:rFonts w:ascii="Arial" w:eastAsia="Arial" w:hAnsi="Arial" w:cs="Arial"/>
-          <w:sz w:val="24"/>
-          <w:szCs w:val="24"/>
-        </w:rPr>
-      </w:pPr>
-    </w:p>
-    <w:p>
-      <w:pPr>
-        <w:spacing w:line="480" w:lineRule="auto"/>
+          <w:bCs/>
+          <w:sz w:val="24"/>
+          <w:szCs w:val="24"/>
+        </w:rPr>
+      </w:pPr>
+    </w:p>
+    <w:p>
+      <w:pPr>
+        <w:spacing w:after="0" w:line="480" w:lineRule="auto"/>
         <w:jc w:val="center"/>
         <w:rPr>
-          <w:b/>
-          <w:sz w:val="24"/>
-          <w:szCs w:val="24"/>
-        </w:rPr>
-      </w:pPr>
-      <w:r>
-        <w:rPr>
-          <w:b/>
-          <w:sz w:val="24"/>
-          <w:szCs w:val="24"/>
-        </w:rPr>
-        <w:t>Figure 25</w:t>
-      </w:r>
-    </w:p>
-    <w:p>
-      <w:pPr>
-        <w:spacing w:line="480" w:lineRule="auto"/>
+          <w:rFonts w:ascii="Arial" w:hAnsi="Arial" w:cs="Arial"/>
+          <w:bCs/>
+          <w:sz w:val="24"/>
+          <w:szCs w:val="24"/>
+        </w:rPr>
+      </w:pPr>
+      <w:r>
+        <w:rPr>
+          <w:rFonts w:ascii="Arial" w:hAnsi="Arial" w:cs="Arial"/>
+          <w:bCs/>
+          <w:sz w:val="24"/>
+          <w:szCs w:val="24"/>
+        </w:rPr>
+        <w:t>Figure 10</w:t>
+      </w:r>
+    </w:p>
+    <w:p>
+      <w:pPr>
+        <w:spacing w:after="0" w:line="480" w:lineRule="auto"/>
         <w:jc w:val="center"/>
         <w:rPr>
-          <w:b/>
-          <w:sz w:val="24"/>
-          <w:szCs w:val="24"/>
-        </w:rPr>
-      </w:pPr>
-      <w:r>
-        <w:rPr>
-          <w:b/>
-          <w:sz w:val="24"/>
-          <w:szCs w:val="24"/>
-        </w:rPr>
-        <w:t>Entity Relationship Diagram</w:t>
-      </w:r>
-    </w:p>
-    <w:p>
-      <w:pPr>
-        <w:spacing w:line="480" w:lineRule="auto"/>
-        <w:rPr>
-          <w:b/>
-          <w:sz w:val="24"/>
-          <w:szCs w:val="24"/>
-        </w:rPr>
-      </w:pPr>
+          <w:rFonts w:ascii="Arial" w:hAnsi="Arial" w:cs="Arial"/>
+          <w:b/>
+          <w:sz w:val="24"/>
+          <w:szCs w:val="24"/>
+        </w:rPr>
+      </w:pPr>
+      <w:r>
+        <w:rPr>
+          <w:rFonts w:ascii="Arial" w:hAnsi="Arial" w:cs="Arial"/>
+          <w:b/>
+          <w:sz w:val="24"/>
+          <w:szCs w:val="24"/>
+        </w:rPr>
+        <w:t>State Chart Diagram</w:t>
+      </w:r>
+    </w:p>
+    <w:p>
+      <w:pPr>
+        <w:spacing w:after="240" w:line="480" w:lineRule="auto"/>
+        <w:rPr>
+          <w:rFonts w:ascii="Arial" w:hAnsi="Arial" w:cs="Arial"/>
+          <w:b/>
+          <w:sz w:val="24"/>
+          <w:szCs w:val="24"/>
+        </w:rPr>
+      </w:pPr>
+      <w:r>
+        <w:rPr>
+          <w:rFonts w:ascii="Arial" w:hAnsi="Arial" w:cs="Arial"/>
+          <w:b/>
+          <w:sz w:val="24"/>
+          <w:szCs w:val="24"/>
+        </w:rPr>
+        <w:lastRenderedPageBreak/>
+        <w:t xml:space="preserve">Design </w:t>
+      </w:r>
     </w:p>
     <w:p>
       <w:pPr>
@@ -20413,6 +20872,58 @@
     </w:p>
     <w:p>
       <w:pPr>
+        <w:spacing w:after="0" w:line="480" w:lineRule="auto"/>
+        <w:jc w:val="center"/>
+        <w:rPr>
+          <w:rFonts w:ascii="Arial" w:hAnsi="Arial" w:cs="Arial"/>
+          <w:bCs/>
+          <w:sz w:val="24"/>
+          <w:szCs w:val="24"/>
+        </w:rPr>
+      </w:pPr>
+      <w:r>
+        <w:rPr>
+          <w:rFonts w:ascii="Arial" w:hAnsi="Arial" w:cs="Arial"/>
+          <w:bCs/>
+          <w:sz w:val="24"/>
+          <w:szCs w:val="24"/>
+        </w:rPr>
+        <w:t>Figure 25</w:t>
+      </w:r>
+    </w:p>
+    <w:p>
+      <w:pPr>
+        <w:spacing w:after="0" w:line="480" w:lineRule="auto"/>
+        <w:jc w:val="center"/>
+        <w:rPr>
+          <w:rFonts w:ascii="Arial" w:hAnsi="Arial" w:cs="Arial"/>
+          <w:b/>
+          <w:sz w:val="24"/>
+          <w:szCs w:val="24"/>
+        </w:rPr>
+      </w:pPr>
+      <w:r>
+        <w:rPr>
+          <w:rFonts w:ascii="Arial" w:hAnsi="Arial" w:cs="Arial"/>
+          <w:b/>
+          <w:sz w:val="24"/>
+          <w:szCs w:val="24"/>
+        </w:rPr>
+        <w:t>Entity Relationship Diagram</w:t>
+      </w:r>
+    </w:p>
+    <w:p>
+      <w:pPr>
+        <w:spacing w:line="480" w:lineRule="auto"/>
+        <w:rPr>
+          <w:b/>
+          <w:sz w:val="24"/>
+          <w:szCs w:val="24"/>
+        </w:rPr>
+      </w:pPr>
+    </w:p>
+    <w:p>
+      <w:pPr>
         <w:pBdr>
           <w:top w:val="nil"/>
           <w:left w:val="nil"/>
@@ -20626,10 +21137,83 @@
           <w:szCs w:val="24"/>
         </w:rPr>
       </w:pPr>
+    </w:p>
+    <w:p>
+      <w:pPr>
+        <w:pBdr>
+          <w:top w:val="nil"/>
+          <w:left w:val="nil"/>
+          <w:bottom w:val="nil"/>
+          <w:right w:val="nil"/>
+          <w:between w:val="nil"/>
+        </w:pBdr>
+        <w:spacing w:after="0" w:line="480" w:lineRule="auto"/>
+        <w:jc w:val="both"/>
+        <w:rPr>
+          <w:rFonts w:ascii="Arial" w:eastAsia="Arial" w:hAnsi="Arial" w:cs="Arial"/>
+          <w:sz w:val="24"/>
+          <w:szCs w:val="24"/>
+        </w:rPr>
+      </w:pPr>
+    </w:p>
+    <w:p>
+      <w:pPr>
+        <w:pBdr>
+          <w:top w:val="nil"/>
+          <w:left w:val="nil"/>
+          <w:bottom w:val="nil"/>
+          <w:right w:val="nil"/>
+          <w:between w:val="nil"/>
+        </w:pBdr>
+        <w:spacing w:after="0" w:line="480" w:lineRule="auto"/>
+        <w:jc w:val="both"/>
+        <w:rPr>
+          <w:rFonts w:ascii="Arial" w:eastAsia="Arial" w:hAnsi="Arial" w:cs="Arial"/>
+          <w:sz w:val="24"/>
+          <w:szCs w:val="24"/>
+        </w:rPr>
+      </w:pPr>
+    </w:p>
+    <w:p>
+      <w:pPr>
+        <w:pBdr>
+          <w:top w:val="nil"/>
+          <w:left w:val="nil"/>
+          <w:bottom w:val="nil"/>
+          <w:right w:val="nil"/>
+          <w:between w:val="nil"/>
+        </w:pBdr>
+        <w:spacing w:after="0" w:line="480" w:lineRule="auto"/>
+        <w:jc w:val="both"/>
+        <w:rPr>
+          <w:rFonts w:ascii="Arial" w:eastAsia="Arial" w:hAnsi="Arial" w:cs="Arial"/>
+          <w:sz w:val="24"/>
+          <w:szCs w:val="24"/>
+        </w:rPr>
+      </w:pPr>
+    </w:p>
+    <w:p>
+      <w:pPr>
+        <w:pBdr>
+          <w:top w:val="nil"/>
+          <w:left w:val="nil"/>
+          <w:bottom w:val="nil"/>
+          <w:right w:val="nil"/>
+          <w:between w:val="nil"/>
+        </w:pBdr>
+        <w:spacing w:after="0" w:line="480" w:lineRule="auto"/>
+        <w:jc w:val="both"/>
+        <w:rPr>
+          <w:rFonts w:ascii="Arial" w:eastAsia="Arial" w:hAnsi="Arial" w:cs="Arial"/>
+          <w:sz w:val="24"/>
+          <w:szCs w:val="24"/>
+        </w:rPr>
+      </w:pPr>
       <w:r>
         <w:rPr>
           <w:noProof/>
         </w:rPr>
+        <w:lastRenderedPageBreak/>
         <mc:AlternateContent>
           <mc:Choice Requires="wpg">
             <w:drawing>
@@ -20664,7 +21248,7 @@
                           <pic:cNvPicPr preferRelativeResize="0"/>
                         </pic:nvPicPr>
                         <pic:blipFill>
-                          <a:blip r:embed="rId15">
+                          <a:blip r:embed="rId16">
                             <a:alphaModFix/>
                           </a:blip>
                           <a:stretch>
@@ -20691,7 +21275,7 @@
                           <pic:cNvPicPr preferRelativeResize="0"/>
                         </pic:nvPicPr>
                         <pic:blipFill>
-                          <a:blip r:embed="rId16">
+                          <a:blip r:embed="rId17">
                             <a:alphaModFix/>
                           </a:blip>
                           <a:stretch>
@@ -20718,7 +21302,7 @@
                           <pic:cNvPicPr preferRelativeResize="0"/>
                         </pic:nvPicPr>
                         <pic:blipFill rotWithShape="1">
-                          <a:blip r:embed="rId17">
+                          <a:blip r:embed="rId18">
                             <a:alphaModFix/>
                           </a:blip>
                           <a:srcRect b="21948"/>
@@ -20744,7 +21328,7 @@
                           <pic:cNvPicPr preferRelativeResize="0"/>
                         </pic:nvPicPr>
                         <pic:blipFill>
-                          <a:blip r:embed="rId18">
+                          <a:blip r:embed="rId19">
                             <a:alphaModFix/>
                           </a:blip>
                           <a:stretch>
@@ -20771,7 +21355,7 @@
                           <pic:cNvPicPr preferRelativeResize="0"/>
                         </pic:nvPicPr>
                         <pic:blipFill>
-                          <a:blip r:embed="rId19">
+                          <a:blip r:embed="rId20">
                             <a:alphaModFix/>
                           </a:blip>
                           <a:stretch>
@@ -20798,7 +21382,7 @@
                           <pic:cNvPicPr preferRelativeResize="0"/>
                         </pic:nvPicPr>
                         <pic:blipFill>
-                          <a:blip r:embed="rId20">
+                          <a:blip r:embed="rId21">
                             <a:alphaModFix/>
                           </a:blip>
                           <a:stretch>
@@ -21271,22 +21855,22 @@
                   <o:lock v:ext="edit" aspectratio="t"/>
                 </v:shapetype>
                 <v:shape id="Shape 109" o:spid="_x0000_s1034" type="#_x0000_t75" style="position:absolute;left:3525;top:13067;width:5166;height:5166;visibility:visible;mso-wrap-style:square" o:preferrelative="f" o:gfxdata="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">
-                  <v:imagedata r:id="rId21" o:title=""/>
+                  <v:imagedata r:id="rId22" o:title=""/>
                 </v:shape>
                 <v:shape id="Shape 110" o:spid="_x0000_s1035" type="#_x0000_t75" style="position:absolute;left:29577;top:35025;width:5167;height:5166;visibility:visible;mso-wrap-style:square" o:preferrelative="f" o:gfxdata="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">
-                  <v:imagedata r:id="rId22" o:title=""/>
+                  <v:imagedata r:id="rId23" o:title=""/>
                 </v:shape>
                 <v:shape id="Shape 111" o:spid="_x0000_s1036" type="#_x0000_t75" style="position:absolute;left:12465;top:12816;width:7262;height:5668;visibility:visible;mso-wrap-style:square" o:preferrelative="f" o:gfxdata="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">
-                  <v:imagedata r:id="rId23" o:title="" cropbottom="14384f"/>
+                  <v:imagedata r:id="rId24" o:title="" cropbottom="14384f"/>
                 </v:shape>
                 <v:shape id="Shape 112" o:spid="_x0000_s1037" type="#_x0000_t75" style="position:absolute;left:29740;top:13232;width:7262;height:7261;visibility:visible;mso-wrap-style:square" o:preferrelative="f" o:gfxdata="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">
-                  <v:imagedata r:id="rId24" o:title=""/>
+                  <v:imagedata r:id="rId25" o:title=""/>
                 </v:shape>
                 <v:shape id="Shape 113" o:spid="_x0000_s1038" type="#_x0000_t75" style="position:absolute;left:47772;top:13765;width:6195;height:6195;visibility:visible;mso-wrap-style:square" o:preferrelative="f" o:gfxdata="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">
-                  <v:imagedata r:id="rId25" o:title=""/>
+                  <v:imagedata r:id="rId26" o:title=""/>
                 </v:shape>
                 <v:shape id="Shape 114" o:spid="_x0000_s1039" type="#_x0000_t75" style="position:absolute;left:30328;top:26743;width:5167;height:5167;visibility:visible;mso-wrap-style:square" o:preferrelative="f" o:gfxdata="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">
-                  <v:imagedata r:id="rId26" o:title=""/>
+                  <v:imagedata r:id="rId27" o:title=""/>
                 </v:shape>
                 <v:shapetype id="_x0000_t202" coordsize="21600,21600" o:spt="202" path="m,l,21600r21600,l21600,xe">
                   <v:stroke joinstyle="miter"/>
@@ -21664,16 +22248,18 @@
     </w:p>
     <w:p>
       <w:pPr>
-        <w:spacing w:line="480" w:lineRule="auto"/>
-        <w:ind w:left="3600" w:firstLine="720"/>
-        <w:rPr>
-          <w:b/>
-          <w:sz w:val="24"/>
-          <w:szCs w:val="24"/>
-        </w:rPr>
-      </w:pPr>
-      <w:r>
-        <w:rPr>
+        <w:spacing w:after="0" w:line="480" w:lineRule="auto"/>
+        <w:jc w:val="center"/>
+        <w:rPr>
+          <w:rFonts w:ascii="Arial" w:hAnsi="Arial" w:cs="Arial"/>
+          <w:b/>
+          <w:sz w:val="24"/>
+          <w:szCs w:val="24"/>
+        </w:rPr>
+      </w:pPr>
+      <w:r>
+        <w:rPr>
+          <w:rFonts w:ascii="Arial" w:hAnsi="Arial" w:cs="Arial"/>
           <w:b/>
           <w:sz w:val="24"/>
           <w:szCs w:val="24"/>
@@ -21683,16 +22269,18 @@
     </w:p>
     <w:p>
       <w:pPr>
-        <w:spacing w:line="480" w:lineRule="auto"/>
+        <w:spacing w:after="0" w:line="480" w:lineRule="auto"/>
         <w:jc w:val="center"/>
         <w:rPr>
-          <w:b/>
-          <w:sz w:val="24"/>
-          <w:szCs w:val="24"/>
-        </w:rPr>
-      </w:pPr>
-      <w:r>
-        <w:rPr>
+          <w:rFonts w:ascii="Arial" w:hAnsi="Arial" w:cs="Arial"/>
+          <w:b/>
+          <w:sz w:val="24"/>
+          <w:szCs w:val="24"/>
+        </w:rPr>
+      </w:pPr>
+      <w:r>
+        <w:rPr>
+          <w:rFonts w:ascii="Arial" w:hAnsi="Arial" w:cs="Arial"/>
           <w:b/>
           <w:sz w:val="24"/>
           <w:szCs w:val="24"/>
@@ -21828,7 +22416,7 @@
       </w:pPr>
     </w:p>
     <w:sectPr>
-      <w:headerReference w:type="default" r:id="rId27"/>
+      <w:headerReference w:type="default" r:id="rId28"/>
       <w:pgSz w:w="12240" w:h="15840"/>
       <w:pgMar w:top="1440" w:right="1440" w:bottom="1440" w:left="1440" w:header="708" w:footer="708" w:gutter="0"/>
       <w:cols w:space="720"/>
@@ -22580,9 +23168,9 @@
     </w:lvl>
   </w:abstractNum>
   <w:abstractNum w:abstractNumId="4" w15:restartNumberingAfterBreak="0">
-    <w:nsid w:val="72D70091"/>
+    <w:nsid w:val="711171D2"/>
     <w:multiLevelType w:val="multilevel"/>
-    <w:tmpl w:val="C65081A6"/>
+    <w:tmpl w:val="A6A230A2"/>
     <w:lvl w:ilvl="0">
       <w:start w:val="1"/>
       <w:numFmt w:val="bullet"/>
@@ -22729,321 +23317,9 @@
     </w:lvl>
   </w:abstractNum>
   <w:abstractNum w:abstractNumId="5" w15:restartNumberingAfterBreak="0">
-    <w:nsid w:val="74C5737C"/>
+    <w:nsid w:val="72D70091"/>
     <w:multiLevelType w:val="multilevel"/>
-    <w:tmpl w:val="46BAE3F2"/>
-    <w:lvl w:ilvl="0">
-      <w:start w:val="1"/>
-      <w:numFmt w:val="decimal"/>
-      <w:lvlText w:val="%1."/>
-      <w:lvlJc w:val="left"/>
-      <w:pPr>
-        <w:ind w:left="720" w:hanging="360"/>
-      </w:pPr>
-      <w:rPr>
-        <w:u w:val="none"/>
-      </w:rPr>
-    </w:lvl>
-    <w:lvl w:ilvl="1">
-      <w:start w:val="1"/>
-      <w:numFmt w:val="lowerLetter"/>
-      <w:lvlText w:val="%2."/>
-      <w:lvlJc w:val="left"/>
-      <w:pPr>
-        <w:ind w:left="1440" w:hanging="360"/>
-      </w:pPr>
-      <w:rPr>
-        <w:u w:val="none"/>
-      </w:rPr>
-    </w:lvl>
-    <w:lvl w:ilvl="2">
-      <w:start w:val="1"/>
-      <w:numFmt w:val="lowerRoman"/>
-      <w:lvlText w:val="%3."/>
-      <w:lvlJc w:val="right"/>
-      <w:pPr>
-        <w:ind w:left="2160" w:hanging="360"/>
-      </w:pPr>
-      <w:rPr>
-        <w:u w:val="none"/>
-      </w:rPr>
-    </w:lvl>
-    <w:lvl w:ilvl="3">
-      <w:start w:val="1"/>
-      <w:numFmt w:val="decimal"/>
-      <w:lvlText w:val="%4."/>
-      <w:lvlJc w:val="left"/>
-      <w:pPr>
-        <w:ind w:left="2880" w:hanging="360"/>
-      </w:pPr>
-      <w:rPr>
-        <w:u w:val="none"/>
-      </w:rPr>
-    </w:lvl>
-    <w:lvl w:ilvl="4">
-      <w:start w:val="1"/>
-      <w:numFmt w:val="lowerLetter"/>
-      <w:lvlText w:val="%5."/>
-      <w:lvlJc w:val="left"/>
-      <w:pPr>
-        <w:ind w:left="3600" w:hanging="360"/>
-      </w:pPr>
-      <w:rPr>
-        <w:u w:val="none"/>
-      </w:rPr>
-    </w:lvl>
-    <w:lvl w:ilvl="5">
-      <w:start w:val="1"/>
-      <w:numFmt w:val="lowerRoman"/>
-      <w:lvlText w:val="%6."/>
-      <w:lvlJc w:val="right"/>
-      <w:pPr>
-        <w:ind w:left="4320" w:hanging="360"/>
-      </w:pPr>
-      <w:rPr>
-        <w:u w:val="none"/>
-      </w:rPr>
-    </w:lvl>
-    <w:lvl w:ilvl="6">
-      <w:start w:val="1"/>
-      <w:numFmt w:val="decimal"/>
-      <w:lvlText w:val="%7."/>
-      <w:lvlJc w:val="left"/>
-      <w:pPr>
-        <w:ind w:left="5040" w:hanging="360"/>
-      </w:pPr>
-      <w:rPr>
-        <w:u w:val="none"/>
-      </w:rPr>
-    </w:lvl>
-    <w:lvl w:ilvl="7">
-      <w:start w:val="1"/>
-      <w:numFmt w:val="lowerLetter"/>
-      <w:lvlText w:val="%8."/>
-      <w:lvlJc w:val="left"/>
-      <w:pPr>
-        <w:ind w:left="5760" w:hanging="360"/>
-      </w:pPr>
-      <w:rPr>
-        <w:u w:val="none"/>
-      </w:rPr>
-    </w:lvl>
-    <w:lvl w:ilvl="8">
-      <w:start w:val="1"/>
-      <w:numFmt w:val="lowerRoman"/>
-      <w:lvlText w:val="%9."/>
-      <w:lvlJc w:val="right"/>
-      <w:pPr>
-        <w:ind w:left="6480" w:hanging="360"/>
-      </w:pPr>
-      <w:rPr>
-        <w:u w:val="none"/>
-      </w:rPr>
-    </w:lvl>
-  </w:abstractNum>
-  <w:abstractNum w:abstractNumId="6" w15:restartNumberingAfterBreak="0">
-    <w:nsid w:val="75DE2191"/>
-    <w:multiLevelType w:val="multilevel"/>
-    <w:tmpl w:val="D8C46034"/>
-    <w:lvl w:ilvl="0">
-      <w:start w:val="1"/>
-      <w:numFmt w:val="decimal"/>
-      <w:lvlText w:val="%1."/>
-      <w:lvlJc w:val="left"/>
-      <w:pPr>
-        <w:ind w:left="720" w:hanging="360"/>
-      </w:pPr>
-    </w:lvl>
-    <w:lvl w:ilvl="1">
-      <w:start w:val="1"/>
-      <w:numFmt w:val="lowerLetter"/>
-      <w:lvlText w:val="%2."/>
-      <w:lvlJc w:val="left"/>
-      <w:pPr>
-        <w:ind w:left="1440" w:hanging="360"/>
-      </w:pPr>
-    </w:lvl>
-    <w:lvl w:ilvl="2">
-      <w:start w:val="1"/>
-      <w:numFmt w:val="lowerRoman"/>
-      <w:lvlText w:val="%3."/>
-      <w:lvlJc w:val="right"/>
-      <w:pPr>
-        <w:ind w:left="2160" w:hanging="180"/>
-      </w:pPr>
-    </w:lvl>
-    <w:lvl w:ilvl="3">
-      <w:start w:val="1"/>
-      <w:numFmt w:val="decimal"/>
-      <w:lvlText w:val="%4."/>
-      <w:lvlJc w:val="left"/>
-      <w:pPr>
-        <w:ind w:left="2880" w:hanging="360"/>
-      </w:pPr>
-    </w:lvl>
-    <w:lvl w:ilvl="4">
-      <w:start w:val="1"/>
-      <w:numFmt w:val="lowerLetter"/>
-      <w:lvlText w:val="%5."/>
-      <w:lvlJc w:val="left"/>
-      <w:pPr>
-        <w:ind w:left="3600" w:hanging="360"/>
-      </w:pPr>
-    </w:lvl>
-    <w:lvl w:ilvl="5">
-      <w:start w:val="1"/>
-      <w:numFmt w:val="lowerRoman"/>
-      <w:lvlText w:val="%6."/>
-      <w:lvlJc w:val="right"/>
-      <w:pPr>
-        <w:ind w:left="4320" w:hanging="180"/>
-      </w:pPr>
-    </w:lvl>
-    <w:lvl w:ilvl="6">
-      <w:start w:val="1"/>
-      <w:numFmt w:val="decimal"/>
-      <w:lvlText w:val="%7."/>
-      <w:lvlJc w:val="left"/>
-      <w:pPr>
-        <w:ind w:left="5040" w:hanging="360"/>
-      </w:pPr>
-    </w:lvl>
-    <w:lvl w:ilvl="7">
-      <w:start w:val="1"/>
-      <w:numFmt w:val="lowerLetter"/>
-      <w:lvlText w:val="%8."/>
-      <w:lvlJc w:val="left"/>
-      <w:pPr>
-        <w:ind w:left="5760" w:hanging="360"/>
-      </w:pPr>
-    </w:lvl>
-    <w:lvl w:ilvl="8">
-      <w:start w:val="1"/>
-      <w:numFmt w:val="lowerRoman"/>
-      <w:lvlText w:val="%9."/>
-      <w:lvlJc w:val="right"/>
-      <w:pPr>
-        <w:ind w:left="6480" w:hanging="180"/>
-      </w:pPr>
-    </w:lvl>
-  </w:abstractNum>
-  <w:abstractNum w:abstractNumId="7" w15:restartNumberingAfterBreak="0">
-    <w:nsid w:val="780A7564"/>
-    <w:multiLevelType w:val="multilevel"/>
-    <w:tmpl w:val="BC7C9590"/>
-    <w:lvl w:ilvl="0">
-      <w:start w:val="1"/>
-      <w:numFmt w:val="decimal"/>
-      <w:lvlText w:val="%1."/>
-      <w:lvlJc w:val="left"/>
-      <w:pPr>
-        <w:ind w:left="720" w:hanging="360"/>
-      </w:pPr>
-      <w:rPr>
-        <w:u w:val="none"/>
-      </w:rPr>
-    </w:lvl>
-    <w:lvl w:ilvl="1">
-      <w:start w:val="1"/>
-      <w:numFmt w:val="lowerLetter"/>
-      <w:lvlText w:val="%2."/>
-      <w:lvlJc w:val="left"/>
-      <w:pPr>
-        <w:ind w:left="1440" w:hanging="360"/>
-      </w:pPr>
-      <w:rPr>
-        <w:u w:val="none"/>
-      </w:rPr>
-    </w:lvl>
-    <w:lvl w:ilvl="2">
-      <w:start w:val="1"/>
-      <w:numFmt w:val="lowerRoman"/>
-      <w:lvlText w:val="%3."/>
-      <w:lvlJc w:val="right"/>
-      <w:pPr>
-        <w:ind w:left="2160" w:hanging="360"/>
-      </w:pPr>
-      <w:rPr>
-        <w:u w:val="none"/>
-      </w:rPr>
-    </w:lvl>
-    <w:lvl w:ilvl="3">
-      <w:start w:val="1"/>
-      <w:numFmt w:val="decimal"/>
-      <w:lvlText w:val="%4."/>
-      <w:lvlJc w:val="left"/>
-      <w:pPr>
-        <w:ind w:left="2880" w:hanging="360"/>
-      </w:pPr>
-      <w:rPr>
-        <w:u w:val="none"/>
-      </w:rPr>
-    </w:lvl>
-    <w:lvl w:ilvl="4">
-      <w:start w:val="1"/>
-      <w:numFmt w:val="lowerLetter"/>
-      <w:lvlText w:val="%5."/>
-      <w:lvlJc w:val="left"/>
-      <w:pPr>
-        <w:ind w:left="3600" w:hanging="360"/>
-      </w:pPr>
-      <w:rPr>
-        <w:u w:val="none"/>
-      </w:rPr>
-    </w:lvl>
-    <w:lvl w:ilvl="5">
-      <w:start w:val="1"/>
-      <w:numFmt w:val="lowerRoman"/>
-      <w:lvlText w:val="%6."/>
-      <w:lvlJc w:val="right"/>
-      <w:pPr>
-        <w:ind w:left="4320" w:hanging="360"/>
-      </w:pPr>
-      <w:rPr>
-        <w:u w:val="none"/>
-      </w:rPr>
-    </w:lvl>
-    <w:lvl w:ilvl="6">
-      <w:start w:val="1"/>
-      <w:numFmt w:val="decimal"/>
-      <w:lvlText w:val="%7."/>
-      <w:lvlJc w:val="left"/>
-      <w:pPr>
-        <w:ind w:left="5040" w:hanging="360"/>
-      </w:pPr>
-      <w:rPr>
-        <w:u w:val="none"/>
-      </w:rPr>
-    </w:lvl>
-    <w:lvl w:ilvl="7">
-      <w:start w:val="1"/>
-      <w:numFmt w:val="lowerLetter"/>
-      <w:lvlText w:val="%8."/>
-      <w:lvlJc w:val="left"/>
-      <w:pPr>
-        <w:ind w:left="5760" w:hanging="360"/>
-      </w:pPr>
-      <w:rPr>
-        <w:u w:val="none"/>
-      </w:rPr>
-    </w:lvl>
-    <w:lvl w:ilvl="8">
-      <w:start w:val="1"/>
-      <w:numFmt w:val="lowerRoman"/>
-      <w:lvlText w:val="%9."/>
-      <w:lvlJc w:val="right"/>
-      <w:pPr>
-        <w:ind w:left="6480" w:hanging="360"/>
-      </w:pPr>
-      <w:rPr>
-        <w:u w:val="none"/>
-      </w:rPr>
-    </w:lvl>
-  </w:abstractNum>
-  <w:abstractNum w:abstractNumId="8" w15:restartNumberingAfterBreak="0">
-    <w:nsid w:val="7F203914"/>
-    <w:multiLevelType w:val="multilevel"/>
-    <w:tmpl w:val="00E4703E"/>
+    <w:tmpl w:val="C65081A6"/>
     <w:lvl w:ilvl="0">
       <w:start w:val="1"/>
       <w:numFmt w:val="bullet"/>
@@ -23189,17 +23465,478 @@
       </w:rPr>
     </w:lvl>
   </w:abstractNum>
+  <w:abstractNum w:abstractNumId="6" w15:restartNumberingAfterBreak="0">
+    <w:nsid w:val="74C5737C"/>
+    <w:multiLevelType w:val="multilevel"/>
+    <w:tmpl w:val="46BAE3F2"/>
+    <w:lvl w:ilvl="0">
+      <w:start w:val="1"/>
+      <w:numFmt w:val="decimal"/>
+      <w:lvlText w:val="%1."/>
+      <w:lvlJc w:val="left"/>
+      <w:pPr>
+        <w:ind w:left="720" w:hanging="360"/>
+      </w:pPr>
+      <w:rPr>
+        <w:u w:val="none"/>
+      </w:rPr>
+    </w:lvl>
+    <w:lvl w:ilvl="1">
+      <w:start w:val="1"/>
+      <w:numFmt w:val="lowerLetter"/>
+      <w:lvlText w:val="%2."/>
+      <w:lvlJc w:val="left"/>
+      <w:pPr>
+        <w:ind w:left="1440" w:hanging="360"/>
+      </w:pPr>
+      <w:rPr>
+        <w:u w:val="none"/>
+      </w:rPr>
+    </w:lvl>
+    <w:lvl w:ilvl="2">
+      <w:start w:val="1"/>
+      <w:numFmt w:val="lowerRoman"/>
+      <w:lvlText w:val="%3."/>
+      <w:lvlJc w:val="right"/>
+      <w:pPr>
+        <w:ind w:left="2160" w:hanging="360"/>
+      </w:pPr>
+      <w:rPr>
+        <w:u w:val="none"/>
+      </w:rPr>
+    </w:lvl>
+    <w:lvl w:ilvl="3">
+      <w:start w:val="1"/>
+      <w:numFmt w:val="decimal"/>
+      <w:lvlText w:val="%4."/>
+      <w:lvlJc w:val="left"/>
+      <w:pPr>
+        <w:ind w:left="2880" w:hanging="360"/>
+      </w:pPr>
+      <w:rPr>
+        <w:u w:val="none"/>
+      </w:rPr>
+    </w:lvl>
+    <w:lvl w:ilvl="4">
+      <w:start w:val="1"/>
+      <w:numFmt w:val="lowerLetter"/>
+      <w:lvlText w:val="%5."/>
+      <w:lvlJc w:val="left"/>
+      <w:pPr>
+        <w:ind w:left="3600" w:hanging="360"/>
+      </w:pPr>
+      <w:rPr>
+        <w:u w:val="none"/>
+      </w:rPr>
+    </w:lvl>
+    <w:lvl w:ilvl="5">
+      <w:start w:val="1"/>
+      <w:numFmt w:val="lowerRoman"/>
+      <w:lvlText w:val="%6."/>
+      <w:lvlJc w:val="right"/>
+      <w:pPr>
+        <w:ind w:left="4320" w:hanging="360"/>
+      </w:pPr>
+      <w:rPr>
+        <w:u w:val="none"/>
+      </w:rPr>
+    </w:lvl>
+    <w:lvl w:ilvl="6">
+      <w:start w:val="1"/>
+      <w:numFmt w:val="decimal"/>
+      <w:lvlText w:val="%7."/>
+      <w:lvlJc w:val="left"/>
+      <w:pPr>
+        <w:ind w:left="5040" w:hanging="360"/>
+      </w:pPr>
+      <w:rPr>
+        <w:u w:val="none"/>
+      </w:rPr>
+    </w:lvl>
+    <w:lvl w:ilvl="7">
+      <w:start w:val="1"/>
+      <w:numFmt w:val="lowerLetter"/>
+      <w:lvlText w:val="%8."/>
+      <w:lvlJc w:val="left"/>
+      <w:pPr>
+        <w:ind w:left="5760" w:hanging="360"/>
+      </w:pPr>
+      <w:rPr>
+        <w:u w:val="none"/>
+      </w:rPr>
+    </w:lvl>
+    <w:lvl w:ilvl="8">
+      <w:start w:val="1"/>
+      <w:numFmt w:val="lowerRoman"/>
+      <w:lvlText w:val="%9."/>
+      <w:lvlJc w:val="right"/>
+      <w:pPr>
+        <w:ind w:left="6480" w:hanging="360"/>
+      </w:pPr>
+      <w:rPr>
+        <w:u w:val="none"/>
+      </w:rPr>
+    </w:lvl>
+  </w:abstractNum>
+  <w:abstractNum w:abstractNumId="7" w15:restartNumberingAfterBreak="0">
+    <w:nsid w:val="75DE2191"/>
+    <w:multiLevelType w:val="multilevel"/>
+    <w:tmpl w:val="D8C46034"/>
+    <w:lvl w:ilvl="0">
+      <w:start w:val="1"/>
+      <w:numFmt w:val="decimal"/>
+      <w:lvlText w:val="%1."/>
+      <w:lvlJc w:val="left"/>
+      <w:pPr>
+        <w:ind w:left="720" w:hanging="360"/>
+      </w:pPr>
+    </w:lvl>
+    <w:lvl w:ilvl="1">
+      <w:start w:val="1"/>
+      <w:numFmt w:val="lowerLetter"/>
+      <w:lvlText w:val="%2."/>
+      <w:lvlJc w:val="left"/>
+      <w:pPr>
+        <w:ind w:left="1440" w:hanging="360"/>
+      </w:pPr>
+    </w:lvl>
+    <w:lvl w:ilvl="2">
+      <w:start w:val="1"/>
+      <w:numFmt w:val="lowerRoman"/>
+      <w:lvlText w:val="%3."/>
+      <w:lvlJc w:val="right"/>
+      <w:pPr>
+        <w:ind w:left="2160" w:hanging="180"/>
+      </w:pPr>
+    </w:lvl>
+    <w:lvl w:ilvl="3">
+      <w:start w:val="1"/>
+      <w:numFmt w:val="decimal"/>
+      <w:lvlText w:val="%4."/>
+      <w:lvlJc w:val="left"/>
+      <w:pPr>
+        <w:ind w:left="2880" w:hanging="360"/>
+      </w:pPr>
+    </w:lvl>
+    <w:lvl w:ilvl="4">
+      <w:start w:val="1"/>
+      <w:numFmt w:val="lowerLetter"/>
+      <w:lvlText w:val="%5."/>
+      <w:lvlJc w:val="left"/>
+      <w:pPr>
+        <w:ind w:left="3600" w:hanging="360"/>
+      </w:pPr>
+    </w:lvl>
+    <w:lvl w:ilvl="5">
+      <w:start w:val="1"/>
+      <w:numFmt w:val="lowerRoman"/>
+      <w:lvlText w:val="%6."/>
+      <w:lvlJc w:val="right"/>
+      <w:pPr>
+        <w:ind w:left="4320" w:hanging="180"/>
+      </w:pPr>
+    </w:lvl>
+    <w:lvl w:ilvl="6">
+      <w:start w:val="1"/>
+      <w:numFmt w:val="decimal"/>
+      <w:lvlText w:val="%7."/>
+      <w:lvlJc w:val="left"/>
+      <w:pPr>
+        <w:ind w:left="5040" w:hanging="360"/>
+      </w:pPr>
+    </w:lvl>
+    <w:lvl w:ilvl="7">
+      <w:start w:val="1"/>
+      <w:numFmt w:val="lowerLetter"/>
+      <w:lvlText w:val="%8."/>
+      <w:lvlJc w:val="left"/>
+      <w:pPr>
+        <w:ind w:left="5760" w:hanging="360"/>
+      </w:pPr>
+    </w:lvl>
+    <w:lvl w:ilvl="8">
+      <w:start w:val="1"/>
+      <w:numFmt w:val="lowerRoman"/>
+      <w:lvlText w:val="%9."/>
+      <w:lvlJc w:val="right"/>
+      <w:pPr>
+        <w:ind w:left="6480" w:hanging="180"/>
+      </w:pPr>
+    </w:lvl>
+  </w:abstractNum>
+  <w:abstractNum w:abstractNumId="8" w15:restartNumberingAfterBreak="0">
+    <w:nsid w:val="780A7564"/>
+    <w:multiLevelType w:val="multilevel"/>
+    <w:tmpl w:val="BC7C9590"/>
+    <w:lvl w:ilvl="0">
+      <w:start w:val="1"/>
+      <w:numFmt w:val="decimal"/>
+      <w:lvlText w:val="%1."/>
+      <w:lvlJc w:val="left"/>
+      <w:pPr>
+        <w:ind w:left="720" w:hanging="360"/>
+      </w:pPr>
+      <w:rPr>
+        <w:u w:val="none"/>
+      </w:rPr>
+    </w:lvl>
+    <w:lvl w:ilvl="1">
+      <w:start w:val="1"/>
+      <w:numFmt w:val="lowerLetter"/>
+      <w:lvlText w:val="%2."/>
+      <w:lvlJc w:val="left"/>
+      <w:pPr>
+        <w:ind w:left="1440" w:hanging="360"/>
+      </w:pPr>
+      <w:rPr>
+        <w:u w:val="none"/>
+      </w:rPr>
+    </w:lvl>
+    <w:lvl w:ilvl="2">
+      <w:start w:val="1"/>
+      <w:numFmt w:val="lowerRoman"/>
+      <w:lvlText w:val="%3."/>
+      <w:lvlJc w:val="right"/>
+      <w:pPr>
+        <w:ind w:left="2160" w:hanging="360"/>
+      </w:pPr>
+      <w:rPr>
+        <w:u w:val="none"/>
+      </w:rPr>
+    </w:lvl>
+    <w:lvl w:ilvl="3">
+      <w:start w:val="1"/>
+      <w:numFmt w:val="decimal"/>
+      <w:lvlText w:val="%4."/>
+      <w:lvlJc w:val="left"/>
+      <w:pPr>
+        <w:ind w:left="2880" w:hanging="360"/>
+      </w:pPr>
+      <w:rPr>
+        <w:u w:val="none"/>
+      </w:rPr>
+    </w:lvl>
+    <w:lvl w:ilvl="4">
+      <w:start w:val="1"/>
+      <w:numFmt w:val="lowerLetter"/>
+      <w:lvlText w:val="%5."/>
+      <w:lvlJc w:val="left"/>
+      <w:pPr>
+        <w:ind w:left="3600" w:hanging="360"/>
+      </w:pPr>
+      <w:rPr>
+        <w:u w:val="none"/>
+      </w:rPr>
+    </w:lvl>
+    <w:lvl w:ilvl="5">
+      <w:start w:val="1"/>
+      <w:numFmt w:val="lowerRoman"/>
+      <w:lvlText w:val="%6."/>
+      <w:lvlJc w:val="right"/>
+      <w:pPr>
+        <w:ind w:left="4320" w:hanging="360"/>
+      </w:pPr>
+      <w:rPr>
+        <w:u w:val="none"/>
+      </w:rPr>
+    </w:lvl>
+    <w:lvl w:ilvl="6">
+      <w:start w:val="1"/>
+      <w:numFmt w:val="decimal"/>
+      <w:lvlText w:val="%7."/>
+      <w:lvlJc w:val="left"/>
+      <w:pPr>
+        <w:ind w:left="5040" w:hanging="360"/>
+      </w:pPr>
+      <w:rPr>
+        <w:u w:val="none"/>
+      </w:rPr>
+    </w:lvl>
+    <w:lvl w:ilvl="7">
+      <w:start w:val="1"/>
+      <w:numFmt w:val="lowerLetter"/>
+      <w:lvlText w:val="%8."/>
+      <w:lvlJc w:val="left"/>
+      <w:pPr>
+        <w:ind w:left="5760" w:hanging="360"/>
+      </w:pPr>
+      <w:rPr>
+        <w:u w:val="none"/>
+      </w:rPr>
+    </w:lvl>
+    <w:lvl w:ilvl="8">
+      <w:start w:val="1"/>
+      <w:numFmt w:val="lowerRoman"/>
+      <w:lvlText w:val="%9."/>
+      <w:lvlJc w:val="right"/>
+      <w:pPr>
+        <w:ind w:left="6480" w:hanging="360"/>
+      </w:pPr>
+      <w:rPr>
+        <w:u w:val="none"/>
+      </w:rPr>
+    </w:lvl>
+  </w:abstractNum>
+  <w:abstractNum w:abstractNumId="9" w15:restartNumberingAfterBreak="0">
+    <w:nsid w:val="7F203914"/>
+    <w:multiLevelType w:val="multilevel"/>
+    <w:tmpl w:val="00E4703E"/>
+    <w:lvl w:ilvl="0">
+      <w:start w:val="1"/>
+      <w:numFmt w:val="bullet"/>
+      <w:lvlText w:val=""/>
+      <w:lvlJc w:val="left"/>
+      <w:pPr>
+        <w:tabs>
+          <w:tab w:val="num" w:pos="720"/>
+        </w:tabs>
+        <w:ind w:left="720" w:hanging="360"/>
+      </w:pPr>
+      <w:rPr>
+        <w:rFonts w:ascii="Symbol" w:hAnsi="Symbol" w:hint="default"/>
+        <w:sz w:val="20"/>
+      </w:rPr>
+    </w:lvl>
+    <w:lvl w:ilvl="1" w:tentative="1">
+      <w:start w:val="1"/>
+      <w:numFmt w:val="bullet"/>
+      <w:lvlText w:val="o"/>
+      <w:lvlJc w:val="left"/>
+      <w:pPr>
+        <w:tabs>
+          <w:tab w:val="num" w:pos="1440"/>
+        </w:tabs>
+        <w:ind w:left="1440" w:hanging="360"/>
+      </w:pPr>
+      <w:rPr>
+        <w:rFonts w:ascii="Courier New" w:hAnsi="Courier New" w:hint="default"/>
+        <w:sz w:val="20"/>
+      </w:rPr>
+    </w:lvl>
+    <w:lvl w:ilvl="2" w:tentative="1">
+      <w:start w:val="1"/>
+      <w:numFmt w:val="bullet"/>
+      <w:lvlText w:val=""/>
+      <w:lvlJc w:val="left"/>
+      <w:pPr>
+        <w:tabs>
+          <w:tab w:val="num" w:pos="2160"/>
+        </w:tabs>
+        <w:ind w:left="2160" w:hanging="360"/>
+      </w:pPr>
+      <w:rPr>
+        <w:rFonts w:ascii="Wingdings" w:hAnsi="Wingdings" w:hint="default"/>
+        <w:sz w:val="20"/>
+      </w:rPr>
+    </w:lvl>
+    <w:lvl w:ilvl="3" w:tentative="1">
+      <w:start w:val="1"/>
+      <w:numFmt w:val="bullet"/>
+      <w:lvlText w:val=""/>
+      <w:lvlJc w:val="left"/>
+      <w:pPr>
+        <w:tabs>
+          <w:tab w:val="num" w:pos="2880"/>
+        </w:tabs>
+        <w:ind w:left="2880" w:hanging="360"/>
+      </w:pPr>
+      <w:rPr>
+        <w:rFonts w:ascii="Wingdings" w:hAnsi="Wingdings" w:hint="default"/>
+        <w:sz w:val="20"/>
+      </w:rPr>
+    </w:lvl>
+    <w:lvl w:ilvl="4" w:tentative="1">
+      <w:start w:val="1"/>
+      <w:numFmt w:val="bullet"/>
+      <w:lvlText w:val=""/>
+      <w:lvlJc w:val="left"/>
+      <w:pPr>
+        <w:tabs>
+          <w:tab w:val="num" w:pos="3600"/>
+        </w:tabs>
+        <w:ind w:left="3600" w:hanging="360"/>
+      </w:pPr>
+      <w:rPr>
+        <w:rFonts w:ascii="Wingdings" w:hAnsi="Wingdings" w:hint="default"/>
+        <w:sz w:val="20"/>
+      </w:rPr>
+    </w:lvl>
+    <w:lvl w:ilvl="5" w:tentative="1">
+      <w:start w:val="1"/>
+      <w:numFmt w:val="bullet"/>
+      <w:lvlText w:val=""/>
+      <w:lvlJc w:val="left"/>
+      <w:pPr>
+        <w:tabs>
+          <w:tab w:val="num" w:pos="4320"/>
+        </w:tabs>
+        <w:ind w:left="4320" w:hanging="360"/>
+      </w:pPr>
+      <w:rPr>
+        <w:rFonts w:ascii="Wingdings" w:hAnsi="Wingdings" w:hint="default"/>
+        <w:sz w:val="20"/>
+      </w:rPr>
+    </w:lvl>
+    <w:lvl w:ilvl="6" w:tentative="1">
+      <w:start w:val="1"/>
+      <w:numFmt w:val="bullet"/>
+      <w:lvlText w:val=""/>
+      <w:lvlJc w:val="left"/>
+      <w:pPr>
+        <w:tabs>
+          <w:tab w:val="num" w:pos="5040"/>
+        </w:tabs>
+        <w:ind w:left="5040" w:hanging="360"/>
+      </w:pPr>
+      <w:rPr>
+        <w:rFonts w:ascii="Wingdings" w:hAnsi="Wingdings" w:hint="default"/>
+        <w:sz w:val="20"/>
+      </w:rPr>
+    </w:lvl>
+    <w:lvl w:ilvl="7" w:tentative="1">
+      <w:start w:val="1"/>
+      <w:numFmt w:val="bullet"/>
+      <w:lvlText w:val=""/>
+      <w:lvlJc w:val="left"/>
+      <w:pPr>
+        <w:tabs>
+          <w:tab w:val="num" w:pos="5760"/>
+        </w:tabs>
+        <w:ind w:left="5760" w:hanging="360"/>
+      </w:pPr>
+      <w:rPr>
+        <w:rFonts w:ascii="Wingdings" w:hAnsi="Wingdings" w:hint="default"/>
+        <w:sz w:val="20"/>
+      </w:rPr>
+    </w:lvl>
+    <w:lvl w:ilvl="8" w:tentative="1">
+      <w:start w:val="1"/>
+      <w:numFmt w:val="bullet"/>
+      <w:lvlText w:val=""/>
+      <w:lvlJc w:val="left"/>
+      <w:pPr>
+        <w:tabs>
+          <w:tab w:val="num" w:pos="6480"/>
+        </w:tabs>
+        <w:ind w:left="6480" w:hanging="360"/>
+      </w:pPr>
+      <w:rPr>
+        <w:rFonts w:ascii="Wingdings" w:hAnsi="Wingdings" w:hint="default"/>
+        <w:sz w:val="20"/>
+      </w:rPr>
+    </w:lvl>
+  </w:abstractNum>
   <w:num w:numId="1" w16cid:durableId="1291135797">
-    <w:abstractNumId w:val="7"/>
+    <w:abstractNumId w:val="8"/>
   </w:num>
   <w:num w:numId="2" w16cid:durableId="730734012">
-    <w:abstractNumId w:val="6"/>
+    <w:abstractNumId w:val="7"/>
   </w:num>
   <w:num w:numId="3" w16cid:durableId="1519584309">
     <w:abstractNumId w:val="1"/>
   </w:num>
   <w:num w:numId="4" w16cid:durableId="841313390">
-    <w:abstractNumId w:val="5"/>
+    <w:abstractNumId w:val="6"/>
   </w:num>
   <w:num w:numId="5" w16cid:durableId="567501935">
     <w:abstractNumId w:val="0"/>
@@ -23208,13 +23945,16 @@
     <w:abstractNumId w:val="3"/>
   </w:num>
   <w:num w:numId="7" w16cid:durableId="358043426">
-    <w:abstractNumId w:val="4"/>
+    <w:abstractNumId w:val="5"/>
   </w:num>
   <w:num w:numId="8" w16cid:durableId="842404169">
-    <w:abstractNumId w:val="8"/>
+    <w:abstractNumId w:val="9"/>
   </w:num>
   <w:num w:numId="9" w16cid:durableId="1742873666">
     <w:abstractNumId w:val="2"/>
+  </w:num>
+  <w:num w:numId="10" w16cid:durableId="539704403">
+    <w:abstractNumId w:val="4"/>
   </w:num>
 </w:numbering>
 </file>
@@ -23739,6 +24479,7 @@
   <w:style w:type="character" w:default="1" w:styleId="DefaultParagraphFont">
     <w:name w:val="Default Paragraph Font"/>
     <w:uiPriority w:val="1"/>
+    <w:semiHidden/>
     <w:unhideWhenUsed/>
   </w:style>
   <w:style w:type="table" w:default="1" w:styleId="TableNormal">
@@ -23972,7 +24713,8 @@
       <w:szCs w:val="48"/>
     </w:rPr>
   </w:style>
-  <w:style w:type="table" w:customStyle="1" w:styleId="a">
+  <w:style w:type="table" w:customStyle="1" w:styleId="8">
+    <w:name w:val="8"/>
     <w:basedOn w:val="TableNormal"/>
     <w:tblPr>
       <w:tblStyleRowBandSize w:val="1"/>
@@ -23983,7 +24725,8 @@
       </w:tblCellMar>
     </w:tblPr>
   </w:style>
-  <w:style w:type="table" w:customStyle="1" w:styleId="a0">
+  <w:style w:type="table" w:customStyle="1" w:styleId="7">
+    <w:name w:val="7"/>
     <w:basedOn w:val="TableNormal"/>
     <w:tblPr>
       <w:tblStyleRowBandSize w:val="1"/>
@@ -23994,7 +24737,8 @@
       </w:tblCellMar>
     </w:tblPr>
   </w:style>
-  <w:style w:type="table" w:customStyle="1" w:styleId="a1">
+  <w:style w:type="table" w:customStyle="1" w:styleId="6">
+    <w:name w:val="6"/>
     <w:basedOn w:val="TableNormal"/>
     <w:pPr>
       <w:spacing w:after="0" w:line="240" w:lineRule="auto"/>
@@ -24004,7 +24748,8 @@
       <w:tblStyleColBandSize w:val="1"/>
     </w:tblPr>
   </w:style>
-  <w:style w:type="table" w:customStyle="1" w:styleId="a2">
+  <w:style w:type="table" w:customStyle="1" w:styleId="5">
+    <w:name w:val="5"/>
     <w:basedOn w:val="TableNormal"/>
     <w:pPr>
       <w:spacing w:after="0" w:line="240" w:lineRule="auto"/>
@@ -24014,7 +24759,8 @@
       <w:tblStyleColBandSize w:val="1"/>
     </w:tblPr>
   </w:style>
-  <w:style w:type="table" w:customStyle="1" w:styleId="a3">
+  <w:style w:type="table" w:customStyle="1" w:styleId="4">
+    <w:name w:val="4"/>
     <w:basedOn w:val="TableNormal"/>
     <w:tblPr>
       <w:tblStyleRowBandSize w:val="1"/>
@@ -24025,7 +24771,8 @@
       </w:tblCellMar>
     </w:tblPr>
   </w:style>
-  <w:style w:type="table" w:customStyle="1" w:styleId="a4">
+  <w:style w:type="table" w:customStyle="1" w:styleId="3">
+    <w:name w:val="3"/>
     <w:basedOn w:val="TableNormal"/>
     <w:tblPr>
       <w:tblStyleRowBandSize w:val="1"/>
@@ -24036,7 +24783,8 @@
       </w:tblCellMar>
     </w:tblPr>
   </w:style>
-  <w:style w:type="table" w:customStyle="1" w:styleId="a5">
+  <w:style w:type="table" w:customStyle="1" w:styleId="2">
+    <w:name w:val="2"/>
     <w:basedOn w:val="TableNormal"/>
     <w:tblPr>
       <w:tblStyleRowBandSize w:val="1"/>
@@ -24047,7 +24795,8 @@
       </w:tblCellMar>
     </w:tblPr>
   </w:style>
-  <w:style w:type="table" w:customStyle="1" w:styleId="a6">
+  <w:style w:type="table" w:customStyle="1" w:styleId="1">
+    <w:name w:val="1"/>
     <w:basedOn w:val="TableNormal"/>
     <w:tblPr>
       <w:tblStyleRowBandSize w:val="1"/>
@@ -24357,28 +25106,28 @@
 </file>
 
 <file path=customXml/item1.xml><?xml version="1.0" encoding="utf-8"?>
+<b:Sources xmlns:b="http://schemas.openxmlformats.org/officeDocument/2006/bibliography" xmlns="http://schemas.openxmlformats.org/officeDocument/2006/bibliography" SelectedStyle="\APASixthEditionOfficeOnline.xsl" StyleName="APA" Version="6"/>
+</file>
+
+<file path=customXml/item2.xml><?xml version="1.0" encoding="utf-8"?>
 <go:gDocsCustomXmlDataStorage xmlns:go="http://customooxmlschemas.google.com/" xmlns:r="http://schemas.openxmlformats.org/officeDocument/2006/relationships" uri="GoogleDocsCustomDataVersion2">
   <go:docsCustomData xmlns:go="http://customooxmlschemas.google.com/" roundtripDataSignature="AMtx7mh0+c2XlPacriRYKXOu+651SVKCQQ==">CgMxLjAaHwoBMBIaChgICVIUChJ0YWJsZS5rNTVrbGltdXJyZGQaHwoBMRIaChgICVIUChJ0YWJsZS55a2Zta3JmcWl3Z2oaHwoBMhIaChgICVIUChJ0YWJsZS5jNDN6bWd4c2cybG0aHwoBMxIaChgICVIUChJ0YWJsZS55NnIweWRvamRxMnkyDmgubDU3OWo1N3h5cnVzOAByITFoOUZtRHMtYUg2OVQ2d3ZZa3dfbUF4Q3A5NzBJRXQyaA==</go:docsCustomData>
 </go:gDocsCustomXmlDataStorage>
 </file>
 
-<file path=customXml/item2.xml><?xml version="1.0" encoding="utf-8"?>
-<b:Sources xmlns:b="http://schemas.openxmlformats.org/officeDocument/2006/bibliography" xmlns="http://schemas.openxmlformats.org/officeDocument/2006/bibliography" SelectedStyle="\APASixthEditionOfficeOnline.xsl" StyleName="APA" Version="6"/>
+<file path=customXml/itemProps1.xml><?xml version="1.0" encoding="utf-8"?>
+<ds:datastoreItem xmlns:ds="http://schemas.openxmlformats.org/officeDocument/2006/customXml" ds:itemID="{BC5493AC-DD5E-4A16-B6CD-259B984FC6AD}">
+  <ds:schemaRefs>
+    <ds:schemaRef ds:uri="http://schemas.openxmlformats.org/officeDocument/2006/bibliography"/>
+  </ds:schemaRefs>
+</ds:datastoreItem>
 </file>
 
-<file path=customXml/itemProps1.xml><?xml version="1.0" encoding="utf-8"?>
+<file path=customXml/itemProps2.xml><?xml version="1.0" encoding="utf-8"?>
 <ds:datastoreItem xmlns:ds="http://schemas.openxmlformats.org/officeDocument/2006/customXml" ds:itemID="{11111111-1234-1234-1234-123412341234}">
   <ds:schemaRefs>
     <ds:schemaRef ds:uri="http://customooxmlschemas.google.com/"/>
     <ds:schemaRef ds:uri="http://schemas.openxmlformats.org/officeDocument/2006/relationships"/>
   </ds:schemaRefs>
 </ds:datastoreItem>
-</file>
-
-<file path=customXml/itemProps2.xml><?xml version="1.0" encoding="utf-8"?>
-<ds:datastoreItem xmlns:ds="http://schemas.openxmlformats.org/officeDocument/2006/customXml" ds:itemID="{BC5493AC-DD5E-4A16-B6CD-259B984FC6AD}">
-  <ds:schemaRefs>
-    <ds:schemaRef ds:uri="http://schemas.openxmlformats.org/officeDocument/2006/bibliography"/>
-  </ds:schemaRefs>
-</ds:datastoreItem>
 </file>